--- a/컨설팅대장.docx
+++ b/컨설팅대장.docx
@@ -114,7 +114,7 @@
           <w:sz w:val="22"/>
           <w:szCs w:val="22"/>
         </w:rPr>
-        <w:t xml:space="preserve">73건</w:t>
+        <w:t xml:space="preserve">76건</w:t>
       </w:r>
       <w:r>
         <w:rPr>
@@ -385,7 +385,7 @@
                 <w:sz w:val="21"/>
                 <w:szCs w:val="21"/>
               </w:rPr>
-              <w:t xml:space="preserve">1</w:t>
+              <w:t xml:space="preserve">4</w:t>
             </w:r>
           </w:p>
         </w:tc>
@@ -1087,7 +1087,7 @@
                 <w:sz w:val="21"/>
                 <w:szCs w:val="21"/>
               </w:rPr>
-              <w:t xml:space="preserve">73</w:t>
+              <w:t xml:space="preserve">76</w:t>
             </w:r>
           </w:p>
         </w:tc>

--- a/컨설팅대장.docx
+++ b/컨설팅대장.docx
@@ -114,7 +114,7 @@
           <w:sz w:val="22"/>
           <w:szCs w:val="22"/>
         </w:rPr>
-        <w:t xml:space="preserve">76건</w:t>
+        <w:t xml:space="preserve">82건</w:t>
       </w:r>
       <w:r>
         <w:rPr>
@@ -455,7 +455,7 @@
                 <w:sz w:val="21"/>
                 <w:szCs w:val="21"/>
               </w:rPr>
-              <w:t xml:space="preserve">2</w:t>
+              <w:t xml:space="preserve">8</w:t>
             </w:r>
           </w:p>
         </w:tc>
@@ -1087,7 +1087,7 @@
                 <w:sz w:val="21"/>
                 <w:szCs w:val="21"/>
               </w:rPr>
-              <w:t xml:space="preserve">76</w:t>
+              <w:t xml:space="preserve">82</w:t>
             </w:r>
           </w:p>
         </w:tc>

--- a/컨설팅대장.docx
+++ b/컨설팅대장.docx
@@ -69,7 +69,7 @@
           <w:sz w:val="22"/>
           <w:szCs w:val="22"/>
         </w:rPr>
-        <w:t xml:space="preserve">○ 기간 : 2013. 6. ~ 2026. 4.</w:t>
+        <w:t xml:space="preserve">○ 기간 : 2014. 7. ~ 2026. 7.</w:t>
       </w:r>
     </w:p>
     <w:p>
@@ -114,8 +114,14 @@
           <w:sz w:val="22"/>
           <w:szCs w:val="22"/>
         </w:rPr>
-        <w:t xml:space="preserve">82건</w:t>
+        <w:t xml:space="preserve">41건 · 71개소</w:t>
       </w:r>
+    </w:p>
+    <w:p>
+      <w:pPr>
+        <w:spacing w:after="30"/>
+        <w:ind w:left="360" w:hanging="280"/>
+      </w:pPr>
       <w:r>
         <w:rPr>
           <w:rFonts w:ascii="Malgun Gothic" w:cs="Malgun Gothic" w:eastAsia="Malgun Gothic" w:hAnsi="Malgun Gothic"/>
@@ -125,24 +131,7 @@
           <w:sz w:val="22"/>
           <w:szCs w:val="22"/>
         </w:rPr>
-        <w:t xml:space="preserve"> (각 건의 실적 수 합산 기준)</w:t>
-      </w:r>
-    </w:p>
-    <w:p>
-      <w:pPr>
-        <w:spacing w:after="30"/>
-        <w:ind w:left="360" w:hanging="280"/>
-      </w:pPr>
-      <w:r>
-        <w:rPr>
-          <w:rFonts w:ascii="Malgun Gothic" w:cs="Malgun Gothic" w:eastAsia="Malgun Gothic" w:hAnsi="Malgun Gothic"/>
-          <w:b w:val="false"/>
-          <w:bCs w:val="false"/>
-          <w:color w:val="000000"/>
-          <w:sz w:val="22"/>
-          <w:szCs w:val="22"/>
-        </w:rPr>
-        <w:t xml:space="preserve">○ 자료 : 국가 R&amp;D 성과등록(현장기술지원) 기준</w:t>
+        <w:t xml:space="preserve">○ 자료 : 결재 완료된 결과보고 문서 기준</w:t>
       </w:r>
     </w:p>
     <w:p>
@@ -163,7 +152,7 @@
     </w:p>
     <w:tbl>
       <w:tblPr>
-        <w:tblW w:type="dxa" w:w="6000"/>
+        <w:tblW w:type="dxa" w:w="6400"/>
         <w:tblInd w:type="dxa" w:w="360"/>
         <w:tblBorders>
           <w:top w:val="single" w:color="auto" w:sz="4"/>
@@ -175,13 +164,14 @@
         </w:tblBorders>
       </w:tblPr>
       <w:tblGrid>
-        <w:gridCol w:w="3000"/>
-        <w:gridCol w:w="3000"/>
+        <w:gridCol w:w="2600"/>
+        <w:gridCol w:w="1900"/>
+        <w:gridCol w:w="1900"/>
       </w:tblGrid>
       <w:tr>
         <w:tc>
           <w:tcPr>
-            <w:tcW w:type="dxa" w:w="3000"/>
+            <w:tcW w:type="dxa" w:w="2600"/>
             <w:tcBorders>
               <w:top w:val="single" w:color="000000" w:sz="6"/>
               <w:left w:val="single" w:color="000000" w:sz="6"/>
@@ -216,7 +206,7 @@
         </w:tc>
         <w:tc>
           <w:tcPr>
-            <w:tcW w:type="dxa" w:w="3000"/>
+            <w:tcW w:type="dxa" w:w="1900"/>
             <w:tcBorders>
               <w:top w:val="single" w:color="000000" w:sz="6"/>
               <w:left w:val="single" w:color="000000" w:sz="6"/>
@@ -245,7 +235,42 @@
                 <w:sz w:val="21"/>
                 <w:szCs w:val="21"/>
               </w:rPr>
-              <w:t xml:space="preserve">실적 건수</w:t>
+              <w:t xml:space="preserve">건수</w:t>
+            </w:r>
+          </w:p>
+        </w:tc>
+        <w:tc>
+          <w:tcPr>
+            <w:tcW w:type="dxa" w:w="1900"/>
+            <w:tcBorders>
+              <w:top w:val="single" w:color="000000" w:sz="6"/>
+              <w:left w:val="single" w:color="000000" w:sz="6"/>
+              <w:bottom w:val="single" w:color="000000" w:sz="6"/>
+              <w:right w:val="single" w:color="000000" w:sz="6"/>
+            </w:tcBorders>
+            <w:shd w:fill="EFEFEF" w:color="auto" w:val="clear"/>
+            <w:tcMar>
+              <w:top w:type="dxa" w:w="50"/>
+              <w:left w:type="dxa" w:w="60"/>
+              <w:bottom w:type="dxa" w:w="50"/>
+              <w:right w:type="dxa" w:w="60"/>
+            </w:tcMar>
+            <w:vAlign w:val="center"/>
+          </w:tcPr>
+          <w:p>
+            <w:pPr>
+              <w:jc w:val="center"/>
+            </w:pPr>
+            <w:r>
+              <w:rPr>
+                <w:rFonts w:ascii="Malgun Gothic" w:cs="Malgun Gothic" w:eastAsia="Malgun Gothic" w:hAnsi="Malgun Gothic"/>
+                <w:b/>
+                <w:bCs/>
+                <w:color w:val="000000"/>
+                <w:sz w:val="21"/>
+                <w:szCs w:val="21"/>
+              </w:rPr>
+              <w:t xml:space="preserve">개소</w:t>
             </w:r>
           </w:p>
         </w:tc>
@@ -253,69 +278,103 @@
       <w:tr>
         <w:tc>
           <w:tcPr>
-            <w:tcW w:type="dxa" w:w="3000"/>
-            <w:tcBorders>
-              <w:top w:val="single" w:color="000000" w:sz="6"/>
-              <w:left w:val="single" w:color="000000" w:sz="6"/>
-              <w:bottom w:val="single" w:color="000000" w:sz="6"/>
-              <w:right w:val="single" w:color="000000" w:sz="6"/>
-            </w:tcBorders>
-            <w:tcMar>
-              <w:top w:type="dxa" w:w="50"/>
-              <w:left w:type="dxa" w:w="60"/>
-              <w:bottom w:type="dxa" w:w="50"/>
-              <w:right w:type="dxa" w:w="60"/>
-            </w:tcMar>
-            <w:vAlign w:val="center"/>
-          </w:tcPr>
-          <w:p>
-            <w:pPr>
-              <w:jc w:val="center"/>
-            </w:pPr>
-            <w:r>
-              <w:rPr>
-                <w:rFonts w:ascii="Malgun Gothic" w:cs="Malgun Gothic" w:eastAsia="Malgun Gothic" w:hAnsi="Malgun Gothic"/>
-                <w:b w:val="false"/>
-                <w:bCs w:val="false"/>
-                <w:color w:val="000000"/>
-                <w:sz w:val="21"/>
-                <w:szCs w:val="21"/>
-              </w:rPr>
-              <w:t xml:space="preserve">2013</w:t>
-            </w:r>
-          </w:p>
-        </w:tc>
-        <w:tc>
-          <w:tcPr>
-            <w:tcW w:type="dxa" w:w="3000"/>
-            <w:tcBorders>
-              <w:top w:val="single" w:color="000000" w:sz="6"/>
-              <w:left w:val="single" w:color="000000" w:sz="6"/>
-              <w:bottom w:val="single" w:color="000000" w:sz="6"/>
-              <w:right w:val="single" w:color="000000" w:sz="6"/>
-            </w:tcBorders>
-            <w:tcMar>
-              <w:top w:type="dxa" w:w="50"/>
-              <w:left w:type="dxa" w:w="60"/>
-              <w:bottom w:type="dxa" w:w="50"/>
-              <w:right w:type="dxa" w:w="60"/>
-            </w:tcMar>
-            <w:vAlign w:val="center"/>
-          </w:tcPr>
-          <w:p>
-            <w:pPr>
-              <w:jc w:val="center"/>
-            </w:pPr>
-            <w:r>
-              <w:rPr>
-                <w:rFonts w:ascii="Malgun Gothic" w:cs="Malgun Gothic" w:eastAsia="Malgun Gothic" w:hAnsi="Malgun Gothic"/>
-                <w:b w:val="false"/>
-                <w:bCs w:val="false"/>
-                <w:color w:val="000000"/>
-                <w:sz w:val="21"/>
-                <w:szCs w:val="21"/>
-              </w:rPr>
-              <w:t xml:space="preserve">2</w:t>
+            <w:tcW w:type="dxa" w:w="2600"/>
+            <w:tcBorders>
+              <w:top w:val="single" w:color="000000" w:sz="6"/>
+              <w:left w:val="single" w:color="000000" w:sz="6"/>
+              <w:bottom w:val="single" w:color="000000" w:sz="6"/>
+              <w:right w:val="single" w:color="000000" w:sz="6"/>
+            </w:tcBorders>
+            <w:tcMar>
+              <w:top w:type="dxa" w:w="50"/>
+              <w:left w:type="dxa" w:w="60"/>
+              <w:bottom w:type="dxa" w:w="50"/>
+              <w:right w:type="dxa" w:w="60"/>
+            </w:tcMar>
+            <w:vAlign w:val="center"/>
+          </w:tcPr>
+          <w:p>
+            <w:pPr>
+              <w:jc w:val="center"/>
+            </w:pPr>
+            <w:r>
+              <w:rPr>
+                <w:rFonts w:ascii="Malgun Gothic" w:cs="Malgun Gothic" w:eastAsia="Malgun Gothic" w:hAnsi="Malgun Gothic"/>
+                <w:b w:val="false"/>
+                <w:bCs w:val="false"/>
+                <w:color w:val="000000"/>
+                <w:sz w:val="21"/>
+                <w:szCs w:val="21"/>
+              </w:rPr>
+              <w:t xml:space="preserve">2014</w:t>
+            </w:r>
+          </w:p>
+        </w:tc>
+        <w:tc>
+          <w:tcPr>
+            <w:tcW w:type="dxa" w:w="1900"/>
+            <w:tcBorders>
+              <w:top w:val="single" w:color="000000" w:sz="6"/>
+              <w:left w:val="single" w:color="000000" w:sz="6"/>
+              <w:bottom w:val="single" w:color="000000" w:sz="6"/>
+              <w:right w:val="single" w:color="000000" w:sz="6"/>
+            </w:tcBorders>
+            <w:tcMar>
+              <w:top w:type="dxa" w:w="50"/>
+              <w:left w:type="dxa" w:w="60"/>
+              <w:bottom w:type="dxa" w:w="50"/>
+              <w:right w:type="dxa" w:w="60"/>
+            </w:tcMar>
+            <w:vAlign w:val="center"/>
+          </w:tcPr>
+          <w:p>
+            <w:pPr>
+              <w:jc w:val="center"/>
+            </w:pPr>
+            <w:r>
+              <w:rPr>
+                <w:rFonts w:ascii="Malgun Gothic" w:cs="Malgun Gothic" w:eastAsia="Malgun Gothic" w:hAnsi="Malgun Gothic"/>
+                <w:b w:val="false"/>
+                <w:bCs w:val="false"/>
+                <w:color w:val="000000"/>
+                <w:sz w:val="21"/>
+                <w:szCs w:val="21"/>
+              </w:rPr>
+              <w:t xml:space="preserve">3</w:t>
+            </w:r>
+          </w:p>
+        </w:tc>
+        <w:tc>
+          <w:tcPr>
+            <w:tcW w:type="dxa" w:w="1900"/>
+            <w:tcBorders>
+              <w:top w:val="single" w:color="000000" w:sz="6"/>
+              <w:left w:val="single" w:color="000000" w:sz="6"/>
+              <w:bottom w:val="single" w:color="000000" w:sz="6"/>
+              <w:right w:val="single" w:color="000000" w:sz="6"/>
+            </w:tcBorders>
+            <w:tcMar>
+              <w:top w:type="dxa" w:w="50"/>
+              <w:left w:type="dxa" w:w="60"/>
+              <w:bottom w:type="dxa" w:w="50"/>
+              <w:right w:type="dxa" w:w="60"/>
+            </w:tcMar>
+            <w:vAlign w:val="center"/>
+          </w:tcPr>
+          <w:p>
+            <w:pPr>
+              <w:jc w:val="center"/>
+            </w:pPr>
+            <w:r>
+              <w:rPr>
+                <w:rFonts w:ascii="Malgun Gothic" w:cs="Malgun Gothic" w:eastAsia="Malgun Gothic" w:hAnsi="Malgun Gothic"/>
+                <w:b w:val="false"/>
+                <w:bCs w:val="false"/>
+                <w:color w:val="000000"/>
+                <w:sz w:val="21"/>
+                <w:szCs w:val="21"/>
+              </w:rPr>
+              <w:t xml:space="preserve">4</w:t>
             </w:r>
           </w:p>
         </w:tc>
@@ -323,69 +382,103 @@
       <w:tr>
         <w:tc>
           <w:tcPr>
-            <w:tcW w:type="dxa" w:w="3000"/>
-            <w:tcBorders>
-              <w:top w:val="single" w:color="000000" w:sz="6"/>
-              <w:left w:val="single" w:color="000000" w:sz="6"/>
-              <w:bottom w:val="single" w:color="000000" w:sz="6"/>
-              <w:right w:val="single" w:color="000000" w:sz="6"/>
-            </w:tcBorders>
-            <w:tcMar>
-              <w:top w:type="dxa" w:w="50"/>
-              <w:left w:type="dxa" w:w="60"/>
-              <w:bottom w:type="dxa" w:w="50"/>
-              <w:right w:type="dxa" w:w="60"/>
-            </w:tcMar>
-            <w:vAlign w:val="center"/>
-          </w:tcPr>
-          <w:p>
-            <w:pPr>
-              <w:jc w:val="center"/>
-            </w:pPr>
-            <w:r>
-              <w:rPr>
-                <w:rFonts w:ascii="Malgun Gothic" w:cs="Malgun Gothic" w:eastAsia="Malgun Gothic" w:hAnsi="Malgun Gothic"/>
-                <w:b w:val="false"/>
-                <w:bCs w:val="false"/>
-                <w:color w:val="000000"/>
-                <w:sz w:val="21"/>
-                <w:szCs w:val="21"/>
-              </w:rPr>
-              <w:t xml:space="preserve">2014</w:t>
-            </w:r>
-          </w:p>
-        </w:tc>
-        <w:tc>
-          <w:tcPr>
-            <w:tcW w:type="dxa" w:w="3000"/>
-            <w:tcBorders>
-              <w:top w:val="single" w:color="000000" w:sz="6"/>
-              <w:left w:val="single" w:color="000000" w:sz="6"/>
-              <w:bottom w:val="single" w:color="000000" w:sz="6"/>
-              <w:right w:val="single" w:color="000000" w:sz="6"/>
-            </w:tcBorders>
-            <w:tcMar>
-              <w:top w:type="dxa" w:w="50"/>
-              <w:left w:type="dxa" w:w="60"/>
-              <w:bottom w:type="dxa" w:w="50"/>
-              <w:right w:type="dxa" w:w="60"/>
-            </w:tcMar>
-            <w:vAlign w:val="center"/>
-          </w:tcPr>
-          <w:p>
-            <w:pPr>
-              <w:jc w:val="center"/>
-            </w:pPr>
-            <w:r>
-              <w:rPr>
-                <w:rFonts w:ascii="Malgun Gothic" w:cs="Malgun Gothic" w:eastAsia="Malgun Gothic" w:hAnsi="Malgun Gothic"/>
-                <w:b w:val="false"/>
-                <w:bCs w:val="false"/>
-                <w:color w:val="000000"/>
-                <w:sz w:val="21"/>
-                <w:szCs w:val="21"/>
-              </w:rPr>
-              <w:t xml:space="preserve">4</w:t>
+            <w:tcW w:type="dxa" w:w="2600"/>
+            <w:tcBorders>
+              <w:top w:val="single" w:color="000000" w:sz="6"/>
+              <w:left w:val="single" w:color="000000" w:sz="6"/>
+              <w:bottom w:val="single" w:color="000000" w:sz="6"/>
+              <w:right w:val="single" w:color="000000" w:sz="6"/>
+            </w:tcBorders>
+            <w:tcMar>
+              <w:top w:type="dxa" w:w="50"/>
+              <w:left w:type="dxa" w:w="60"/>
+              <w:bottom w:type="dxa" w:w="50"/>
+              <w:right w:type="dxa" w:w="60"/>
+            </w:tcMar>
+            <w:vAlign w:val="center"/>
+          </w:tcPr>
+          <w:p>
+            <w:pPr>
+              <w:jc w:val="center"/>
+            </w:pPr>
+            <w:r>
+              <w:rPr>
+                <w:rFonts w:ascii="Malgun Gothic" w:cs="Malgun Gothic" w:eastAsia="Malgun Gothic" w:hAnsi="Malgun Gothic"/>
+                <w:b w:val="false"/>
+                <w:bCs w:val="false"/>
+                <w:color w:val="000000"/>
+                <w:sz w:val="21"/>
+                <w:szCs w:val="21"/>
+              </w:rPr>
+              <w:t xml:space="preserve">2015</w:t>
+            </w:r>
+          </w:p>
+        </w:tc>
+        <w:tc>
+          <w:tcPr>
+            <w:tcW w:type="dxa" w:w="1900"/>
+            <w:tcBorders>
+              <w:top w:val="single" w:color="000000" w:sz="6"/>
+              <w:left w:val="single" w:color="000000" w:sz="6"/>
+              <w:bottom w:val="single" w:color="000000" w:sz="6"/>
+              <w:right w:val="single" w:color="000000" w:sz="6"/>
+            </w:tcBorders>
+            <w:tcMar>
+              <w:top w:type="dxa" w:w="50"/>
+              <w:left w:type="dxa" w:w="60"/>
+              <w:bottom w:type="dxa" w:w="50"/>
+              <w:right w:type="dxa" w:w="60"/>
+            </w:tcMar>
+            <w:vAlign w:val="center"/>
+          </w:tcPr>
+          <w:p>
+            <w:pPr>
+              <w:jc w:val="center"/>
+            </w:pPr>
+            <w:r>
+              <w:rPr>
+                <w:rFonts w:ascii="Malgun Gothic" w:cs="Malgun Gothic" w:eastAsia="Malgun Gothic" w:hAnsi="Malgun Gothic"/>
+                <w:b w:val="false"/>
+                <w:bCs w:val="false"/>
+                <w:color w:val="000000"/>
+                <w:sz w:val="21"/>
+                <w:szCs w:val="21"/>
+              </w:rPr>
+              <w:t xml:space="preserve">12</w:t>
+            </w:r>
+          </w:p>
+        </w:tc>
+        <w:tc>
+          <w:tcPr>
+            <w:tcW w:type="dxa" w:w="1900"/>
+            <w:tcBorders>
+              <w:top w:val="single" w:color="000000" w:sz="6"/>
+              <w:left w:val="single" w:color="000000" w:sz="6"/>
+              <w:bottom w:val="single" w:color="000000" w:sz="6"/>
+              <w:right w:val="single" w:color="000000" w:sz="6"/>
+            </w:tcBorders>
+            <w:tcMar>
+              <w:top w:type="dxa" w:w="50"/>
+              <w:left w:type="dxa" w:w="60"/>
+              <w:bottom w:type="dxa" w:w="50"/>
+              <w:right w:type="dxa" w:w="60"/>
+            </w:tcMar>
+            <w:vAlign w:val="center"/>
+          </w:tcPr>
+          <w:p>
+            <w:pPr>
+              <w:jc w:val="center"/>
+            </w:pPr>
+            <w:r>
+              <w:rPr>
+                <w:rFonts w:ascii="Malgun Gothic" w:cs="Malgun Gothic" w:eastAsia="Malgun Gothic" w:hAnsi="Malgun Gothic"/>
+                <w:b w:val="false"/>
+                <w:bCs w:val="false"/>
+                <w:color w:val="000000"/>
+                <w:sz w:val="21"/>
+                <w:szCs w:val="21"/>
+              </w:rPr>
+              <w:t xml:space="preserve">16</w:t>
             </w:r>
           </w:p>
         </w:tc>
@@ -393,69 +486,103 @@
       <w:tr>
         <w:tc>
           <w:tcPr>
-            <w:tcW w:type="dxa" w:w="3000"/>
-            <w:tcBorders>
-              <w:top w:val="single" w:color="000000" w:sz="6"/>
-              <w:left w:val="single" w:color="000000" w:sz="6"/>
-              <w:bottom w:val="single" w:color="000000" w:sz="6"/>
-              <w:right w:val="single" w:color="000000" w:sz="6"/>
-            </w:tcBorders>
-            <w:tcMar>
-              <w:top w:type="dxa" w:w="50"/>
-              <w:left w:type="dxa" w:w="60"/>
-              <w:bottom w:type="dxa" w:w="50"/>
-              <w:right w:type="dxa" w:w="60"/>
-            </w:tcMar>
-            <w:vAlign w:val="center"/>
-          </w:tcPr>
-          <w:p>
-            <w:pPr>
-              <w:jc w:val="center"/>
-            </w:pPr>
-            <w:r>
-              <w:rPr>
-                <w:rFonts w:ascii="Malgun Gothic" w:cs="Malgun Gothic" w:eastAsia="Malgun Gothic" w:hAnsi="Malgun Gothic"/>
-                <w:b w:val="false"/>
-                <w:bCs w:val="false"/>
-                <w:color w:val="000000"/>
-                <w:sz w:val="21"/>
-                <w:szCs w:val="21"/>
-              </w:rPr>
-              <w:t xml:space="preserve">2015</w:t>
-            </w:r>
-          </w:p>
-        </w:tc>
-        <w:tc>
-          <w:tcPr>
-            <w:tcW w:type="dxa" w:w="3000"/>
-            <w:tcBorders>
-              <w:top w:val="single" w:color="000000" w:sz="6"/>
-              <w:left w:val="single" w:color="000000" w:sz="6"/>
-              <w:bottom w:val="single" w:color="000000" w:sz="6"/>
-              <w:right w:val="single" w:color="000000" w:sz="6"/>
-            </w:tcBorders>
-            <w:tcMar>
-              <w:top w:type="dxa" w:w="50"/>
-              <w:left w:type="dxa" w:w="60"/>
-              <w:bottom w:type="dxa" w:w="50"/>
-              <w:right w:type="dxa" w:w="60"/>
-            </w:tcMar>
-            <w:vAlign w:val="center"/>
-          </w:tcPr>
-          <w:p>
-            <w:pPr>
-              <w:jc w:val="center"/>
-            </w:pPr>
-            <w:r>
-              <w:rPr>
-                <w:rFonts w:ascii="Malgun Gothic" w:cs="Malgun Gothic" w:eastAsia="Malgun Gothic" w:hAnsi="Malgun Gothic"/>
-                <w:b w:val="false"/>
-                <w:bCs w:val="false"/>
-                <w:color w:val="000000"/>
-                <w:sz w:val="21"/>
-                <w:szCs w:val="21"/>
-              </w:rPr>
-              <w:t xml:space="preserve">8</w:t>
+            <w:tcW w:type="dxa" w:w="2600"/>
+            <w:tcBorders>
+              <w:top w:val="single" w:color="000000" w:sz="6"/>
+              <w:left w:val="single" w:color="000000" w:sz="6"/>
+              <w:bottom w:val="single" w:color="000000" w:sz="6"/>
+              <w:right w:val="single" w:color="000000" w:sz="6"/>
+            </w:tcBorders>
+            <w:tcMar>
+              <w:top w:type="dxa" w:w="50"/>
+              <w:left w:type="dxa" w:w="60"/>
+              <w:bottom w:type="dxa" w:w="50"/>
+              <w:right w:type="dxa" w:w="60"/>
+            </w:tcMar>
+            <w:vAlign w:val="center"/>
+          </w:tcPr>
+          <w:p>
+            <w:pPr>
+              <w:jc w:val="center"/>
+            </w:pPr>
+            <w:r>
+              <w:rPr>
+                <w:rFonts w:ascii="Malgun Gothic" w:cs="Malgun Gothic" w:eastAsia="Malgun Gothic" w:hAnsi="Malgun Gothic"/>
+                <w:b w:val="false"/>
+                <w:bCs w:val="false"/>
+                <w:color w:val="000000"/>
+                <w:sz w:val="21"/>
+                <w:szCs w:val="21"/>
+              </w:rPr>
+              <w:t xml:space="preserve">2016</w:t>
+            </w:r>
+          </w:p>
+        </w:tc>
+        <w:tc>
+          <w:tcPr>
+            <w:tcW w:type="dxa" w:w="1900"/>
+            <w:tcBorders>
+              <w:top w:val="single" w:color="000000" w:sz="6"/>
+              <w:left w:val="single" w:color="000000" w:sz="6"/>
+              <w:bottom w:val="single" w:color="000000" w:sz="6"/>
+              <w:right w:val="single" w:color="000000" w:sz="6"/>
+            </w:tcBorders>
+            <w:tcMar>
+              <w:top w:type="dxa" w:w="50"/>
+              <w:left w:type="dxa" w:w="60"/>
+              <w:bottom w:type="dxa" w:w="50"/>
+              <w:right w:type="dxa" w:w="60"/>
+            </w:tcMar>
+            <w:vAlign w:val="center"/>
+          </w:tcPr>
+          <w:p>
+            <w:pPr>
+              <w:jc w:val="center"/>
+            </w:pPr>
+            <w:r>
+              <w:rPr>
+                <w:rFonts w:ascii="Malgun Gothic" w:cs="Malgun Gothic" w:eastAsia="Malgun Gothic" w:hAnsi="Malgun Gothic"/>
+                <w:b w:val="false"/>
+                <w:bCs w:val="false"/>
+                <w:color w:val="000000"/>
+                <w:sz w:val="21"/>
+                <w:szCs w:val="21"/>
+              </w:rPr>
+              <w:t xml:space="preserve">1</w:t>
+            </w:r>
+          </w:p>
+        </w:tc>
+        <w:tc>
+          <w:tcPr>
+            <w:tcW w:type="dxa" w:w="1900"/>
+            <w:tcBorders>
+              <w:top w:val="single" w:color="000000" w:sz="6"/>
+              <w:left w:val="single" w:color="000000" w:sz="6"/>
+              <w:bottom w:val="single" w:color="000000" w:sz="6"/>
+              <w:right w:val="single" w:color="000000" w:sz="6"/>
+            </w:tcBorders>
+            <w:tcMar>
+              <w:top w:type="dxa" w:w="50"/>
+              <w:left w:type="dxa" w:w="60"/>
+              <w:bottom w:type="dxa" w:w="50"/>
+              <w:right w:type="dxa" w:w="60"/>
+            </w:tcMar>
+            <w:vAlign w:val="center"/>
+          </w:tcPr>
+          <w:p>
+            <w:pPr>
+              <w:jc w:val="center"/>
+            </w:pPr>
+            <w:r>
+              <w:rPr>
+                <w:rFonts w:ascii="Malgun Gothic" w:cs="Malgun Gothic" w:eastAsia="Malgun Gothic" w:hAnsi="Malgun Gothic"/>
+                <w:b w:val="false"/>
+                <w:bCs w:val="false"/>
+                <w:color w:val="000000"/>
+                <w:sz w:val="21"/>
+                <w:szCs w:val="21"/>
+              </w:rPr>
+              <w:t xml:space="preserve">2</w:t>
             </w:r>
           </w:p>
         </w:tc>
@@ -463,69 +590,103 @@
       <w:tr>
         <w:tc>
           <w:tcPr>
-            <w:tcW w:type="dxa" w:w="3000"/>
-            <w:tcBorders>
-              <w:top w:val="single" w:color="000000" w:sz="6"/>
-              <w:left w:val="single" w:color="000000" w:sz="6"/>
-              <w:bottom w:val="single" w:color="000000" w:sz="6"/>
-              <w:right w:val="single" w:color="000000" w:sz="6"/>
-            </w:tcBorders>
-            <w:tcMar>
-              <w:top w:type="dxa" w:w="50"/>
-              <w:left w:type="dxa" w:w="60"/>
-              <w:bottom w:type="dxa" w:w="50"/>
-              <w:right w:type="dxa" w:w="60"/>
-            </w:tcMar>
-            <w:vAlign w:val="center"/>
-          </w:tcPr>
-          <w:p>
-            <w:pPr>
-              <w:jc w:val="center"/>
-            </w:pPr>
-            <w:r>
-              <w:rPr>
-                <w:rFonts w:ascii="Malgun Gothic" w:cs="Malgun Gothic" w:eastAsia="Malgun Gothic" w:hAnsi="Malgun Gothic"/>
-                <w:b w:val="false"/>
-                <w:bCs w:val="false"/>
-                <w:color w:val="000000"/>
-                <w:sz w:val="21"/>
-                <w:szCs w:val="21"/>
-              </w:rPr>
-              <w:t xml:space="preserve">2016</w:t>
-            </w:r>
-          </w:p>
-        </w:tc>
-        <w:tc>
-          <w:tcPr>
-            <w:tcW w:type="dxa" w:w="3000"/>
-            <w:tcBorders>
-              <w:top w:val="single" w:color="000000" w:sz="6"/>
-              <w:left w:val="single" w:color="000000" w:sz="6"/>
-              <w:bottom w:val="single" w:color="000000" w:sz="6"/>
-              <w:right w:val="single" w:color="000000" w:sz="6"/>
-            </w:tcBorders>
-            <w:tcMar>
-              <w:top w:type="dxa" w:w="50"/>
-              <w:left w:type="dxa" w:w="60"/>
-              <w:bottom w:type="dxa" w:w="50"/>
-              <w:right w:type="dxa" w:w="60"/>
-            </w:tcMar>
-            <w:vAlign w:val="center"/>
-          </w:tcPr>
-          <w:p>
-            <w:pPr>
-              <w:jc w:val="center"/>
-            </w:pPr>
-            <w:r>
-              <w:rPr>
-                <w:rFonts w:ascii="Malgun Gothic" w:cs="Malgun Gothic" w:eastAsia="Malgun Gothic" w:hAnsi="Malgun Gothic"/>
-                <w:b w:val="false"/>
-                <w:bCs w:val="false"/>
-                <w:color w:val="000000"/>
-                <w:sz w:val="21"/>
-                <w:szCs w:val="21"/>
-              </w:rPr>
-              <w:t xml:space="preserve">2</w:t>
+            <w:tcW w:type="dxa" w:w="2600"/>
+            <w:tcBorders>
+              <w:top w:val="single" w:color="000000" w:sz="6"/>
+              <w:left w:val="single" w:color="000000" w:sz="6"/>
+              <w:bottom w:val="single" w:color="000000" w:sz="6"/>
+              <w:right w:val="single" w:color="000000" w:sz="6"/>
+            </w:tcBorders>
+            <w:tcMar>
+              <w:top w:type="dxa" w:w="50"/>
+              <w:left w:type="dxa" w:w="60"/>
+              <w:bottom w:type="dxa" w:w="50"/>
+              <w:right w:type="dxa" w:w="60"/>
+            </w:tcMar>
+            <w:vAlign w:val="center"/>
+          </w:tcPr>
+          <w:p>
+            <w:pPr>
+              <w:jc w:val="center"/>
+            </w:pPr>
+            <w:r>
+              <w:rPr>
+                <w:rFonts w:ascii="Malgun Gothic" w:cs="Malgun Gothic" w:eastAsia="Malgun Gothic" w:hAnsi="Malgun Gothic"/>
+                <w:b w:val="false"/>
+                <w:bCs w:val="false"/>
+                <w:color w:val="000000"/>
+                <w:sz w:val="21"/>
+                <w:szCs w:val="21"/>
+              </w:rPr>
+              <w:t xml:space="preserve">2017</w:t>
+            </w:r>
+          </w:p>
+        </w:tc>
+        <w:tc>
+          <w:tcPr>
+            <w:tcW w:type="dxa" w:w="1900"/>
+            <w:tcBorders>
+              <w:top w:val="single" w:color="000000" w:sz="6"/>
+              <w:left w:val="single" w:color="000000" w:sz="6"/>
+              <w:bottom w:val="single" w:color="000000" w:sz="6"/>
+              <w:right w:val="single" w:color="000000" w:sz="6"/>
+            </w:tcBorders>
+            <w:tcMar>
+              <w:top w:type="dxa" w:w="50"/>
+              <w:left w:type="dxa" w:w="60"/>
+              <w:bottom w:type="dxa" w:w="50"/>
+              <w:right w:type="dxa" w:w="60"/>
+            </w:tcMar>
+            <w:vAlign w:val="center"/>
+          </w:tcPr>
+          <w:p>
+            <w:pPr>
+              <w:jc w:val="center"/>
+            </w:pPr>
+            <w:r>
+              <w:rPr>
+                <w:rFonts w:ascii="Malgun Gothic" w:cs="Malgun Gothic" w:eastAsia="Malgun Gothic" w:hAnsi="Malgun Gothic"/>
+                <w:b w:val="false"/>
+                <w:bCs w:val="false"/>
+                <w:color w:val="000000"/>
+                <w:sz w:val="21"/>
+                <w:szCs w:val="21"/>
+              </w:rPr>
+              <w:t xml:space="preserve">1</w:t>
+            </w:r>
+          </w:p>
+        </w:tc>
+        <w:tc>
+          <w:tcPr>
+            <w:tcW w:type="dxa" w:w="1900"/>
+            <w:tcBorders>
+              <w:top w:val="single" w:color="000000" w:sz="6"/>
+              <w:left w:val="single" w:color="000000" w:sz="6"/>
+              <w:bottom w:val="single" w:color="000000" w:sz="6"/>
+              <w:right w:val="single" w:color="000000" w:sz="6"/>
+            </w:tcBorders>
+            <w:tcMar>
+              <w:top w:type="dxa" w:w="50"/>
+              <w:left w:type="dxa" w:w="60"/>
+              <w:bottom w:type="dxa" w:w="50"/>
+              <w:right w:type="dxa" w:w="60"/>
+            </w:tcMar>
+            <w:vAlign w:val="center"/>
+          </w:tcPr>
+          <w:p>
+            <w:pPr>
+              <w:jc w:val="center"/>
+            </w:pPr>
+            <w:r>
+              <w:rPr>
+                <w:rFonts w:ascii="Malgun Gothic" w:cs="Malgun Gothic" w:eastAsia="Malgun Gothic" w:hAnsi="Malgun Gothic"/>
+                <w:b w:val="false"/>
+                <w:bCs w:val="false"/>
+                <w:color w:val="000000"/>
+                <w:sz w:val="21"/>
+                <w:szCs w:val="21"/>
+              </w:rPr>
+              <w:t xml:space="preserve">1</w:t>
             </w:r>
           </w:p>
         </w:tc>
@@ -533,7 +694,7 @@
       <w:tr>
         <w:tc>
           <w:tcPr>
-            <w:tcW w:type="dxa" w:w="3000"/>
+            <w:tcW w:type="dxa" w:w="2600"/>
             <w:tcBorders>
               <w:top w:val="single" w:color="000000" w:sz="6"/>
               <w:left w:val="single" w:color="000000" w:sz="6"/>
@@ -567,35 +728,69 @@
         </w:tc>
         <w:tc>
           <w:tcPr>
-            <w:tcW w:type="dxa" w:w="3000"/>
-            <w:tcBorders>
-              <w:top w:val="single" w:color="000000" w:sz="6"/>
-              <w:left w:val="single" w:color="000000" w:sz="6"/>
-              <w:bottom w:val="single" w:color="000000" w:sz="6"/>
-              <w:right w:val="single" w:color="000000" w:sz="6"/>
-            </w:tcBorders>
-            <w:tcMar>
-              <w:top w:type="dxa" w:w="50"/>
-              <w:left w:type="dxa" w:w="60"/>
-              <w:bottom w:type="dxa" w:w="50"/>
-              <w:right w:type="dxa" w:w="60"/>
-            </w:tcMar>
-            <w:vAlign w:val="center"/>
-          </w:tcPr>
-          <w:p>
-            <w:pPr>
-              <w:jc w:val="center"/>
-            </w:pPr>
-            <w:r>
-              <w:rPr>
-                <w:rFonts w:ascii="Malgun Gothic" w:cs="Malgun Gothic" w:eastAsia="Malgun Gothic" w:hAnsi="Malgun Gothic"/>
-                <w:b w:val="false"/>
-                <w:bCs w:val="false"/>
-                <w:color w:val="000000"/>
-                <w:sz w:val="21"/>
-                <w:szCs w:val="21"/>
-              </w:rPr>
-              <w:t xml:space="preserve">3</w:t>
+            <w:tcW w:type="dxa" w:w="1900"/>
+            <w:tcBorders>
+              <w:top w:val="single" w:color="000000" w:sz="6"/>
+              <w:left w:val="single" w:color="000000" w:sz="6"/>
+              <w:bottom w:val="single" w:color="000000" w:sz="6"/>
+              <w:right w:val="single" w:color="000000" w:sz="6"/>
+            </w:tcBorders>
+            <w:tcMar>
+              <w:top w:type="dxa" w:w="50"/>
+              <w:left w:type="dxa" w:w="60"/>
+              <w:bottom w:type="dxa" w:w="50"/>
+              <w:right w:type="dxa" w:w="60"/>
+            </w:tcMar>
+            <w:vAlign w:val="center"/>
+          </w:tcPr>
+          <w:p>
+            <w:pPr>
+              <w:jc w:val="center"/>
+            </w:pPr>
+            <w:r>
+              <w:rPr>
+                <w:rFonts w:ascii="Malgun Gothic" w:cs="Malgun Gothic" w:eastAsia="Malgun Gothic" w:hAnsi="Malgun Gothic"/>
+                <w:b w:val="false"/>
+                <w:bCs w:val="false"/>
+                <w:color w:val="000000"/>
+                <w:sz w:val="21"/>
+                <w:szCs w:val="21"/>
+              </w:rPr>
+              <w:t xml:space="preserve">4</w:t>
+            </w:r>
+          </w:p>
+        </w:tc>
+        <w:tc>
+          <w:tcPr>
+            <w:tcW w:type="dxa" w:w="1900"/>
+            <w:tcBorders>
+              <w:top w:val="single" w:color="000000" w:sz="6"/>
+              <w:left w:val="single" w:color="000000" w:sz="6"/>
+              <w:bottom w:val="single" w:color="000000" w:sz="6"/>
+              <w:right w:val="single" w:color="000000" w:sz="6"/>
+            </w:tcBorders>
+            <w:tcMar>
+              <w:top w:type="dxa" w:w="50"/>
+              <w:left w:type="dxa" w:w="60"/>
+              <w:bottom w:type="dxa" w:w="50"/>
+              <w:right w:type="dxa" w:w="60"/>
+            </w:tcMar>
+            <w:vAlign w:val="center"/>
+          </w:tcPr>
+          <w:p>
+            <w:pPr>
+              <w:jc w:val="center"/>
+            </w:pPr>
+            <w:r>
+              <w:rPr>
+                <w:rFonts w:ascii="Malgun Gothic" w:cs="Malgun Gothic" w:eastAsia="Malgun Gothic" w:hAnsi="Malgun Gothic"/>
+                <w:b w:val="false"/>
+                <w:bCs w:val="false"/>
+                <w:color w:val="000000"/>
+                <w:sz w:val="21"/>
+                <w:szCs w:val="21"/>
+              </w:rPr>
+              <w:t xml:space="preserve">4</w:t>
             </w:r>
           </w:p>
         </w:tc>
@@ -603,7 +798,7 @@
       <w:tr>
         <w:tc>
           <w:tcPr>
-            <w:tcW w:type="dxa" w:w="3000"/>
+            <w:tcW w:type="dxa" w:w="2600"/>
             <w:tcBorders>
               <w:top w:val="single" w:color="000000" w:sz="6"/>
               <w:left w:val="single" w:color="000000" w:sz="6"/>
@@ -637,35 +832,69 @@
         </w:tc>
         <w:tc>
           <w:tcPr>
-            <w:tcW w:type="dxa" w:w="3000"/>
-            <w:tcBorders>
-              <w:top w:val="single" w:color="000000" w:sz="6"/>
-              <w:left w:val="single" w:color="000000" w:sz="6"/>
-              <w:bottom w:val="single" w:color="000000" w:sz="6"/>
-              <w:right w:val="single" w:color="000000" w:sz="6"/>
-            </w:tcBorders>
-            <w:tcMar>
-              <w:top w:type="dxa" w:w="50"/>
-              <w:left w:type="dxa" w:w="60"/>
-              <w:bottom w:type="dxa" w:w="50"/>
-              <w:right w:type="dxa" w:w="60"/>
-            </w:tcMar>
-            <w:vAlign w:val="center"/>
-          </w:tcPr>
-          <w:p>
-            <w:pPr>
-              <w:jc w:val="center"/>
-            </w:pPr>
-            <w:r>
-              <w:rPr>
-                <w:rFonts w:ascii="Malgun Gothic" w:cs="Malgun Gothic" w:eastAsia="Malgun Gothic" w:hAnsi="Malgun Gothic"/>
-                <w:b w:val="false"/>
-                <w:bCs w:val="false"/>
-                <w:color w:val="000000"/>
-                <w:sz w:val="21"/>
-                <w:szCs w:val="21"/>
-              </w:rPr>
-              <w:t xml:space="preserve">8</w:t>
+            <w:tcW w:type="dxa" w:w="1900"/>
+            <w:tcBorders>
+              <w:top w:val="single" w:color="000000" w:sz="6"/>
+              <w:left w:val="single" w:color="000000" w:sz="6"/>
+              <w:bottom w:val="single" w:color="000000" w:sz="6"/>
+              <w:right w:val="single" w:color="000000" w:sz="6"/>
+            </w:tcBorders>
+            <w:tcMar>
+              <w:top w:type="dxa" w:w="50"/>
+              <w:left w:type="dxa" w:w="60"/>
+              <w:bottom w:type="dxa" w:w="50"/>
+              <w:right w:type="dxa" w:w="60"/>
+            </w:tcMar>
+            <w:vAlign w:val="center"/>
+          </w:tcPr>
+          <w:p>
+            <w:pPr>
+              <w:jc w:val="center"/>
+            </w:pPr>
+            <w:r>
+              <w:rPr>
+                <w:rFonts w:ascii="Malgun Gothic" w:cs="Malgun Gothic" w:eastAsia="Malgun Gothic" w:hAnsi="Malgun Gothic"/>
+                <w:b w:val="false"/>
+                <w:bCs w:val="false"/>
+                <w:color w:val="000000"/>
+                <w:sz w:val="21"/>
+                <w:szCs w:val="21"/>
+              </w:rPr>
+              <w:t xml:space="preserve">3</w:t>
+            </w:r>
+          </w:p>
+        </w:tc>
+        <w:tc>
+          <w:tcPr>
+            <w:tcW w:type="dxa" w:w="1900"/>
+            <w:tcBorders>
+              <w:top w:val="single" w:color="000000" w:sz="6"/>
+              <w:left w:val="single" w:color="000000" w:sz="6"/>
+              <w:bottom w:val="single" w:color="000000" w:sz="6"/>
+              <w:right w:val="single" w:color="000000" w:sz="6"/>
+            </w:tcBorders>
+            <w:tcMar>
+              <w:top w:type="dxa" w:w="50"/>
+              <w:left w:type="dxa" w:w="60"/>
+              <w:bottom w:type="dxa" w:w="50"/>
+              <w:right w:type="dxa" w:w="60"/>
+            </w:tcMar>
+            <w:vAlign w:val="center"/>
+          </w:tcPr>
+          <w:p>
+            <w:pPr>
+              <w:jc w:val="center"/>
+            </w:pPr>
+            <w:r>
+              <w:rPr>
+                <w:rFonts w:ascii="Malgun Gothic" w:cs="Malgun Gothic" w:eastAsia="Malgun Gothic" w:hAnsi="Malgun Gothic"/>
+                <w:b w:val="false"/>
+                <w:bCs w:val="false"/>
+                <w:color w:val="000000"/>
+                <w:sz w:val="21"/>
+                <w:szCs w:val="21"/>
+              </w:rPr>
+              <w:t xml:space="preserve">3</w:t>
             </w:r>
           </w:p>
         </w:tc>
@@ -673,7 +902,7 @@
       <w:tr>
         <w:tc>
           <w:tcPr>
-            <w:tcW w:type="dxa" w:w="3000"/>
+            <w:tcW w:type="dxa" w:w="2600"/>
             <w:tcBorders>
               <w:top w:val="single" w:color="000000" w:sz="6"/>
               <w:left w:val="single" w:color="000000" w:sz="6"/>
@@ -707,35 +936,69 @@
         </w:tc>
         <w:tc>
           <w:tcPr>
-            <w:tcW w:type="dxa" w:w="3000"/>
-            <w:tcBorders>
-              <w:top w:val="single" w:color="000000" w:sz="6"/>
-              <w:left w:val="single" w:color="000000" w:sz="6"/>
-              <w:bottom w:val="single" w:color="000000" w:sz="6"/>
-              <w:right w:val="single" w:color="000000" w:sz="6"/>
-            </w:tcBorders>
-            <w:tcMar>
-              <w:top w:type="dxa" w:w="50"/>
-              <w:left w:type="dxa" w:w="60"/>
-              <w:bottom w:type="dxa" w:w="50"/>
-              <w:right w:type="dxa" w:w="60"/>
-            </w:tcMar>
-            <w:vAlign w:val="center"/>
-          </w:tcPr>
-          <w:p>
-            <w:pPr>
-              <w:jc w:val="center"/>
-            </w:pPr>
-            <w:r>
-              <w:rPr>
-                <w:rFonts w:ascii="Malgun Gothic" w:cs="Malgun Gothic" w:eastAsia="Malgun Gothic" w:hAnsi="Malgun Gothic"/>
-                <w:b w:val="false"/>
-                <w:bCs w:val="false"/>
-                <w:color w:val="000000"/>
-                <w:sz w:val="21"/>
-                <w:szCs w:val="21"/>
-              </w:rPr>
-              <w:t xml:space="preserve">8</w:t>
+            <w:tcW w:type="dxa" w:w="1900"/>
+            <w:tcBorders>
+              <w:top w:val="single" w:color="000000" w:sz="6"/>
+              <w:left w:val="single" w:color="000000" w:sz="6"/>
+              <w:bottom w:val="single" w:color="000000" w:sz="6"/>
+              <w:right w:val="single" w:color="000000" w:sz="6"/>
+            </w:tcBorders>
+            <w:tcMar>
+              <w:top w:type="dxa" w:w="50"/>
+              <w:left w:type="dxa" w:w="60"/>
+              <w:bottom w:type="dxa" w:w="50"/>
+              <w:right w:type="dxa" w:w="60"/>
+            </w:tcMar>
+            <w:vAlign w:val="center"/>
+          </w:tcPr>
+          <w:p>
+            <w:pPr>
+              <w:jc w:val="center"/>
+            </w:pPr>
+            <w:r>
+              <w:rPr>
+                <w:rFonts w:ascii="Malgun Gothic" w:cs="Malgun Gothic" w:eastAsia="Malgun Gothic" w:hAnsi="Malgun Gothic"/>
+                <w:b w:val="false"/>
+                <w:bCs w:val="false"/>
+                <w:color w:val="000000"/>
+                <w:sz w:val="21"/>
+                <w:szCs w:val="21"/>
+              </w:rPr>
+              <w:t xml:space="preserve">1</w:t>
+            </w:r>
+          </w:p>
+        </w:tc>
+        <w:tc>
+          <w:tcPr>
+            <w:tcW w:type="dxa" w:w="1900"/>
+            <w:tcBorders>
+              <w:top w:val="single" w:color="000000" w:sz="6"/>
+              <w:left w:val="single" w:color="000000" w:sz="6"/>
+              <w:bottom w:val="single" w:color="000000" w:sz="6"/>
+              <w:right w:val="single" w:color="000000" w:sz="6"/>
+            </w:tcBorders>
+            <w:tcMar>
+              <w:top w:type="dxa" w:w="50"/>
+              <w:left w:type="dxa" w:w="60"/>
+              <w:bottom w:type="dxa" w:w="50"/>
+              <w:right w:type="dxa" w:w="60"/>
+            </w:tcMar>
+            <w:vAlign w:val="center"/>
+          </w:tcPr>
+          <w:p>
+            <w:pPr>
+              <w:jc w:val="center"/>
+            </w:pPr>
+            <w:r>
+              <w:rPr>
+                <w:rFonts w:ascii="Malgun Gothic" w:cs="Malgun Gothic" w:eastAsia="Malgun Gothic" w:hAnsi="Malgun Gothic"/>
+                <w:b w:val="false"/>
+                <w:bCs w:val="false"/>
+                <w:color w:val="000000"/>
+                <w:sz w:val="21"/>
+                <w:szCs w:val="21"/>
+              </w:rPr>
+              <w:t xml:space="preserve">1</w:t>
             </w:r>
           </w:p>
         </w:tc>
@@ -743,69 +1006,103 @@
       <w:tr>
         <w:tc>
           <w:tcPr>
-            <w:tcW w:type="dxa" w:w="3000"/>
-            <w:tcBorders>
-              <w:top w:val="single" w:color="000000" w:sz="6"/>
-              <w:left w:val="single" w:color="000000" w:sz="6"/>
-              <w:bottom w:val="single" w:color="000000" w:sz="6"/>
-              <w:right w:val="single" w:color="000000" w:sz="6"/>
-            </w:tcBorders>
-            <w:tcMar>
-              <w:top w:type="dxa" w:w="50"/>
-              <w:left w:type="dxa" w:w="60"/>
-              <w:bottom w:type="dxa" w:w="50"/>
-              <w:right w:type="dxa" w:w="60"/>
-            </w:tcMar>
-            <w:vAlign w:val="center"/>
-          </w:tcPr>
-          <w:p>
-            <w:pPr>
-              <w:jc w:val="center"/>
-            </w:pPr>
-            <w:r>
-              <w:rPr>
-                <w:rFonts w:ascii="Malgun Gothic" w:cs="Malgun Gothic" w:eastAsia="Malgun Gothic" w:hAnsi="Malgun Gothic"/>
-                <w:b w:val="false"/>
-                <w:bCs w:val="false"/>
-                <w:color w:val="000000"/>
-                <w:sz w:val="21"/>
-                <w:szCs w:val="21"/>
-              </w:rPr>
-              <w:t xml:space="preserve">2023</w:t>
-            </w:r>
-          </w:p>
-        </w:tc>
-        <w:tc>
-          <w:tcPr>
-            <w:tcW w:type="dxa" w:w="3000"/>
-            <w:tcBorders>
-              <w:top w:val="single" w:color="000000" w:sz="6"/>
-              <w:left w:val="single" w:color="000000" w:sz="6"/>
-              <w:bottom w:val="single" w:color="000000" w:sz="6"/>
-              <w:right w:val="single" w:color="000000" w:sz="6"/>
-            </w:tcBorders>
-            <w:tcMar>
-              <w:top w:type="dxa" w:w="50"/>
-              <w:left w:type="dxa" w:w="60"/>
-              <w:bottom w:type="dxa" w:w="50"/>
-              <w:right w:type="dxa" w:w="60"/>
-            </w:tcMar>
-            <w:vAlign w:val="center"/>
-          </w:tcPr>
-          <w:p>
-            <w:pPr>
-              <w:jc w:val="center"/>
-            </w:pPr>
-            <w:r>
-              <w:rPr>
-                <w:rFonts w:ascii="Malgun Gothic" w:cs="Malgun Gothic" w:eastAsia="Malgun Gothic" w:hAnsi="Malgun Gothic"/>
-                <w:b w:val="false"/>
-                <w:bCs w:val="false"/>
-                <w:color w:val="000000"/>
-                <w:sz w:val="21"/>
-                <w:szCs w:val="21"/>
-              </w:rPr>
-              <w:t xml:space="preserve">4</w:t>
+            <w:tcW w:type="dxa" w:w="2600"/>
+            <w:tcBorders>
+              <w:top w:val="single" w:color="000000" w:sz="6"/>
+              <w:left w:val="single" w:color="000000" w:sz="6"/>
+              <w:bottom w:val="single" w:color="000000" w:sz="6"/>
+              <w:right w:val="single" w:color="000000" w:sz="6"/>
+            </w:tcBorders>
+            <w:tcMar>
+              <w:top w:type="dxa" w:w="50"/>
+              <w:left w:type="dxa" w:w="60"/>
+              <w:bottom w:type="dxa" w:w="50"/>
+              <w:right w:type="dxa" w:w="60"/>
+            </w:tcMar>
+            <w:vAlign w:val="center"/>
+          </w:tcPr>
+          <w:p>
+            <w:pPr>
+              <w:jc w:val="center"/>
+            </w:pPr>
+            <w:r>
+              <w:rPr>
+                <w:rFonts w:ascii="Malgun Gothic" w:cs="Malgun Gothic" w:eastAsia="Malgun Gothic" w:hAnsi="Malgun Gothic"/>
+                <w:b w:val="false"/>
+                <w:bCs w:val="false"/>
+                <w:color w:val="000000"/>
+                <w:sz w:val="21"/>
+                <w:szCs w:val="21"/>
+              </w:rPr>
+              <w:t xml:space="preserve">2024</w:t>
+            </w:r>
+          </w:p>
+        </w:tc>
+        <w:tc>
+          <w:tcPr>
+            <w:tcW w:type="dxa" w:w="1900"/>
+            <w:tcBorders>
+              <w:top w:val="single" w:color="000000" w:sz="6"/>
+              <w:left w:val="single" w:color="000000" w:sz="6"/>
+              <w:bottom w:val="single" w:color="000000" w:sz="6"/>
+              <w:right w:val="single" w:color="000000" w:sz="6"/>
+            </w:tcBorders>
+            <w:tcMar>
+              <w:top w:type="dxa" w:w="50"/>
+              <w:left w:type="dxa" w:w="60"/>
+              <w:bottom w:type="dxa" w:w="50"/>
+              <w:right w:type="dxa" w:w="60"/>
+            </w:tcMar>
+            <w:vAlign w:val="center"/>
+          </w:tcPr>
+          <w:p>
+            <w:pPr>
+              <w:jc w:val="center"/>
+            </w:pPr>
+            <w:r>
+              <w:rPr>
+                <w:rFonts w:ascii="Malgun Gothic" w:cs="Malgun Gothic" w:eastAsia="Malgun Gothic" w:hAnsi="Malgun Gothic"/>
+                <w:b w:val="false"/>
+                <w:bCs w:val="false"/>
+                <w:color w:val="000000"/>
+                <w:sz w:val="21"/>
+                <w:szCs w:val="21"/>
+              </w:rPr>
+              <w:t xml:space="preserve">9</w:t>
+            </w:r>
+          </w:p>
+        </w:tc>
+        <w:tc>
+          <w:tcPr>
+            <w:tcW w:type="dxa" w:w="1900"/>
+            <w:tcBorders>
+              <w:top w:val="single" w:color="000000" w:sz="6"/>
+              <w:left w:val="single" w:color="000000" w:sz="6"/>
+              <w:bottom w:val="single" w:color="000000" w:sz="6"/>
+              <w:right w:val="single" w:color="000000" w:sz="6"/>
+            </w:tcBorders>
+            <w:tcMar>
+              <w:top w:type="dxa" w:w="50"/>
+              <w:left w:type="dxa" w:w="60"/>
+              <w:bottom w:type="dxa" w:w="50"/>
+              <w:right w:type="dxa" w:w="60"/>
+            </w:tcMar>
+            <w:vAlign w:val="center"/>
+          </w:tcPr>
+          <w:p>
+            <w:pPr>
+              <w:jc w:val="center"/>
+            </w:pPr>
+            <w:r>
+              <w:rPr>
+                <w:rFonts w:ascii="Malgun Gothic" w:cs="Malgun Gothic" w:eastAsia="Malgun Gothic" w:hAnsi="Malgun Gothic"/>
+                <w:b w:val="false"/>
+                <w:bCs w:val="false"/>
+                <w:color w:val="000000"/>
+                <w:sz w:val="21"/>
+                <w:szCs w:val="21"/>
+              </w:rPr>
+              <w:t xml:space="preserve">31</w:t>
             </w:r>
           </w:p>
         </w:tc>
@@ -813,69 +1110,103 @@
       <w:tr>
         <w:tc>
           <w:tcPr>
-            <w:tcW w:type="dxa" w:w="3000"/>
-            <w:tcBorders>
-              <w:top w:val="single" w:color="000000" w:sz="6"/>
-              <w:left w:val="single" w:color="000000" w:sz="6"/>
-              <w:bottom w:val="single" w:color="000000" w:sz="6"/>
-              <w:right w:val="single" w:color="000000" w:sz="6"/>
-            </w:tcBorders>
-            <w:tcMar>
-              <w:top w:type="dxa" w:w="50"/>
-              <w:left w:type="dxa" w:w="60"/>
-              <w:bottom w:type="dxa" w:w="50"/>
-              <w:right w:type="dxa" w:w="60"/>
-            </w:tcMar>
-            <w:vAlign w:val="center"/>
-          </w:tcPr>
-          <w:p>
-            <w:pPr>
-              <w:jc w:val="center"/>
-            </w:pPr>
-            <w:r>
-              <w:rPr>
-                <w:rFonts w:ascii="Malgun Gothic" w:cs="Malgun Gothic" w:eastAsia="Malgun Gothic" w:hAnsi="Malgun Gothic"/>
-                <w:b w:val="false"/>
-                <w:bCs w:val="false"/>
-                <w:color w:val="000000"/>
-                <w:sz w:val="21"/>
-                <w:szCs w:val="21"/>
-              </w:rPr>
-              <w:t xml:space="preserve">2024</w:t>
-            </w:r>
-          </w:p>
-        </w:tc>
-        <w:tc>
-          <w:tcPr>
-            <w:tcW w:type="dxa" w:w="3000"/>
-            <w:tcBorders>
-              <w:top w:val="single" w:color="000000" w:sz="6"/>
-              <w:left w:val="single" w:color="000000" w:sz="6"/>
-              <w:bottom w:val="single" w:color="000000" w:sz="6"/>
-              <w:right w:val="single" w:color="000000" w:sz="6"/>
-            </w:tcBorders>
-            <w:tcMar>
-              <w:top w:type="dxa" w:w="50"/>
-              <w:left w:type="dxa" w:w="60"/>
-              <w:bottom w:type="dxa" w:w="50"/>
-              <w:right w:type="dxa" w:w="60"/>
-            </w:tcMar>
-            <w:vAlign w:val="center"/>
-          </w:tcPr>
-          <w:p>
-            <w:pPr>
-              <w:jc w:val="center"/>
-            </w:pPr>
-            <w:r>
-              <w:rPr>
-                <w:rFonts w:ascii="Malgun Gothic" w:cs="Malgun Gothic" w:eastAsia="Malgun Gothic" w:hAnsi="Malgun Gothic"/>
-                <w:b w:val="false"/>
-                <w:bCs w:val="false"/>
-                <w:color w:val="000000"/>
-                <w:sz w:val="21"/>
-                <w:szCs w:val="21"/>
-              </w:rPr>
-              <w:t xml:space="preserve">35</w:t>
+            <w:tcW w:type="dxa" w:w="2600"/>
+            <w:tcBorders>
+              <w:top w:val="single" w:color="000000" w:sz="6"/>
+              <w:left w:val="single" w:color="000000" w:sz="6"/>
+              <w:bottom w:val="single" w:color="000000" w:sz="6"/>
+              <w:right w:val="single" w:color="000000" w:sz="6"/>
+            </w:tcBorders>
+            <w:tcMar>
+              <w:top w:type="dxa" w:w="50"/>
+              <w:left w:type="dxa" w:w="60"/>
+              <w:bottom w:type="dxa" w:w="50"/>
+              <w:right w:type="dxa" w:w="60"/>
+            </w:tcMar>
+            <w:vAlign w:val="center"/>
+          </w:tcPr>
+          <w:p>
+            <w:pPr>
+              <w:jc w:val="center"/>
+            </w:pPr>
+            <w:r>
+              <w:rPr>
+                <w:rFonts w:ascii="Malgun Gothic" w:cs="Malgun Gothic" w:eastAsia="Malgun Gothic" w:hAnsi="Malgun Gothic"/>
+                <w:b w:val="false"/>
+                <w:bCs w:val="false"/>
+                <w:color w:val="000000"/>
+                <w:sz w:val="21"/>
+                <w:szCs w:val="21"/>
+              </w:rPr>
+              <w:t xml:space="preserve">2025</w:t>
+            </w:r>
+          </w:p>
+        </w:tc>
+        <w:tc>
+          <w:tcPr>
+            <w:tcW w:type="dxa" w:w="1900"/>
+            <w:tcBorders>
+              <w:top w:val="single" w:color="000000" w:sz="6"/>
+              <w:left w:val="single" w:color="000000" w:sz="6"/>
+              <w:bottom w:val="single" w:color="000000" w:sz="6"/>
+              <w:right w:val="single" w:color="000000" w:sz="6"/>
+            </w:tcBorders>
+            <w:tcMar>
+              <w:top w:type="dxa" w:w="50"/>
+              <w:left w:type="dxa" w:w="60"/>
+              <w:bottom w:type="dxa" w:w="50"/>
+              <w:right w:type="dxa" w:w="60"/>
+            </w:tcMar>
+            <w:vAlign w:val="center"/>
+          </w:tcPr>
+          <w:p>
+            <w:pPr>
+              <w:jc w:val="center"/>
+            </w:pPr>
+            <w:r>
+              <w:rPr>
+                <w:rFonts w:ascii="Malgun Gothic" w:cs="Malgun Gothic" w:eastAsia="Malgun Gothic" w:hAnsi="Malgun Gothic"/>
+                <w:b w:val="false"/>
+                <w:bCs w:val="false"/>
+                <w:color w:val="000000"/>
+                <w:sz w:val="21"/>
+                <w:szCs w:val="21"/>
+              </w:rPr>
+              <w:t xml:space="preserve">4</w:t>
+            </w:r>
+          </w:p>
+        </w:tc>
+        <w:tc>
+          <w:tcPr>
+            <w:tcW w:type="dxa" w:w="1900"/>
+            <w:tcBorders>
+              <w:top w:val="single" w:color="000000" w:sz="6"/>
+              <w:left w:val="single" w:color="000000" w:sz="6"/>
+              <w:bottom w:val="single" w:color="000000" w:sz="6"/>
+              <w:right w:val="single" w:color="000000" w:sz="6"/>
+            </w:tcBorders>
+            <w:tcMar>
+              <w:top w:type="dxa" w:w="50"/>
+              <w:left w:type="dxa" w:w="60"/>
+              <w:bottom w:type="dxa" w:w="50"/>
+              <w:right w:type="dxa" w:w="60"/>
+            </w:tcMar>
+            <w:vAlign w:val="center"/>
+          </w:tcPr>
+          <w:p>
+            <w:pPr>
+              <w:jc w:val="center"/>
+            </w:pPr>
+            <w:r>
+              <w:rPr>
+                <w:rFonts w:ascii="Malgun Gothic" w:cs="Malgun Gothic" w:eastAsia="Malgun Gothic" w:hAnsi="Malgun Gothic"/>
+                <w:b w:val="false"/>
+                <w:bCs w:val="false"/>
+                <w:color w:val="000000"/>
+                <w:sz w:val="21"/>
+                <w:szCs w:val="21"/>
+              </w:rPr>
+              <w:t xml:space="preserve">4</w:t>
             </w:r>
           </w:p>
         </w:tc>
@@ -883,69 +1214,103 @@
       <w:tr>
         <w:tc>
           <w:tcPr>
-            <w:tcW w:type="dxa" w:w="3000"/>
-            <w:tcBorders>
-              <w:top w:val="single" w:color="000000" w:sz="6"/>
-              <w:left w:val="single" w:color="000000" w:sz="6"/>
-              <w:bottom w:val="single" w:color="000000" w:sz="6"/>
-              <w:right w:val="single" w:color="000000" w:sz="6"/>
-            </w:tcBorders>
-            <w:tcMar>
-              <w:top w:type="dxa" w:w="50"/>
-              <w:left w:type="dxa" w:w="60"/>
-              <w:bottom w:type="dxa" w:w="50"/>
-              <w:right w:type="dxa" w:w="60"/>
-            </w:tcMar>
-            <w:vAlign w:val="center"/>
-          </w:tcPr>
-          <w:p>
-            <w:pPr>
-              <w:jc w:val="center"/>
-            </w:pPr>
-            <w:r>
-              <w:rPr>
-                <w:rFonts w:ascii="Malgun Gothic" w:cs="Malgun Gothic" w:eastAsia="Malgun Gothic" w:hAnsi="Malgun Gothic"/>
-                <w:b w:val="false"/>
-                <w:bCs w:val="false"/>
-                <w:color w:val="000000"/>
-                <w:sz w:val="21"/>
-                <w:szCs w:val="21"/>
-              </w:rPr>
-              <w:t xml:space="preserve">2025</w:t>
-            </w:r>
-          </w:p>
-        </w:tc>
-        <w:tc>
-          <w:tcPr>
-            <w:tcW w:type="dxa" w:w="3000"/>
-            <w:tcBorders>
-              <w:top w:val="single" w:color="000000" w:sz="6"/>
-              <w:left w:val="single" w:color="000000" w:sz="6"/>
-              <w:bottom w:val="single" w:color="000000" w:sz="6"/>
-              <w:right w:val="single" w:color="000000" w:sz="6"/>
-            </w:tcBorders>
-            <w:tcMar>
-              <w:top w:type="dxa" w:w="50"/>
-              <w:left w:type="dxa" w:w="60"/>
-              <w:bottom w:type="dxa" w:w="50"/>
-              <w:right w:type="dxa" w:w="60"/>
-            </w:tcMar>
-            <w:vAlign w:val="center"/>
-          </w:tcPr>
-          <w:p>
-            <w:pPr>
-              <w:jc w:val="center"/>
-            </w:pPr>
-            <w:r>
-              <w:rPr>
-                <w:rFonts w:ascii="Malgun Gothic" w:cs="Malgun Gothic" w:eastAsia="Malgun Gothic" w:hAnsi="Malgun Gothic"/>
-                <w:b w:val="false"/>
-                <w:bCs w:val="false"/>
-                <w:color w:val="000000"/>
-                <w:sz w:val="21"/>
-                <w:szCs w:val="21"/>
-              </w:rPr>
-              <w:t xml:space="preserve">4</w:t>
+            <w:tcW w:type="dxa" w:w="2600"/>
+            <w:tcBorders>
+              <w:top w:val="single" w:color="000000" w:sz="6"/>
+              <w:left w:val="single" w:color="000000" w:sz="6"/>
+              <w:bottom w:val="single" w:color="000000" w:sz="6"/>
+              <w:right w:val="single" w:color="000000" w:sz="6"/>
+            </w:tcBorders>
+            <w:tcMar>
+              <w:top w:type="dxa" w:w="50"/>
+              <w:left w:type="dxa" w:w="60"/>
+              <w:bottom w:type="dxa" w:w="50"/>
+              <w:right w:type="dxa" w:w="60"/>
+            </w:tcMar>
+            <w:vAlign w:val="center"/>
+          </w:tcPr>
+          <w:p>
+            <w:pPr>
+              <w:jc w:val="center"/>
+            </w:pPr>
+            <w:r>
+              <w:rPr>
+                <w:rFonts w:ascii="Malgun Gothic" w:cs="Malgun Gothic" w:eastAsia="Malgun Gothic" w:hAnsi="Malgun Gothic"/>
+                <w:b w:val="false"/>
+                <w:bCs w:val="false"/>
+                <w:color w:val="000000"/>
+                <w:sz w:val="21"/>
+                <w:szCs w:val="21"/>
+              </w:rPr>
+              <w:t xml:space="preserve">2026</w:t>
+            </w:r>
+          </w:p>
+        </w:tc>
+        <w:tc>
+          <w:tcPr>
+            <w:tcW w:type="dxa" w:w="1900"/>
+            <w:tcBorders>
+              <w:top w:val="single" w:color="000000" w:sz="6"/>
+              <w:left w:val="single" w:color="000000" w:sz="6"/>
+              <w:bottom w:val="single" w:color="000000" w:sz="6"/>
+              <w:right w:val="single" w:color="000000" w:sz="6"/>
+            </w:tcBorders>
+            <w:tcMar>
+              <w:top w:type="dxa" w:w="50"/>
+              <w:left w:type="dxa" w:w="60"/>
+              <w:bottom w:type="dxa" w:w="50"/>
+              <w:right w:type="dxa" w:w="60"/>
+            </w:tcMar>
+            <w:vAlign w:val="center"/>
+          </w:tcPr>
+          <w:p>
+            <w:pPr>
+              <w:jc w:val="center"/>
+            </w:pPr>
+            <w:r>
+              <w:rPr>
+                <w:rFonts w:ascii="Malgun Gothic" w:cs="Malgun Gothic" w:eastAsia="Malgun Gothic" w:hAnsi="Malgun Gothic"/>
+                <w:b w:val="false"/>
+                <w:bCs w:val="false"/>
+                <w:color w:val="000000"/>
+                <w:sz w:val="21"/>
+                <w:szCs w:val="21"/>
+              </w:rPr>
+              <w:t xml:space="preserve">3</w:t>
+            </w:r>
+          </w:p>
+        </w:tc>
+        <w:tc>
+          <w:tcPr>
+            <w:tcW w:type="dxa" w:w="1900"/>
+            <w:tcBorders>
+              <w:top w:val="single" w:color="000000" w:sz="6"/>
+              <w:left w:val="single" w:color="000000" w:sz="6"/>
+              <w:bottom w:val="single" w:color="000000" w:sz="6"/>
+              <w:right w:val="single" w:color="000000" w:sz="6"/>
+            </w:tcBorders>
+            <w:tcMar>
+              <w:top w:type="dxa" w:w="50"/>
+              <w:left w:type="dxa" w:w="60"/>
+              <w:bottom w:type="dxa" w:w="50"/>
+              <w:right w:type="dxa" w:w="60"/>
+            </w:tcMar>
+            <w:vAlign w:val="center"/>
+          </w:tcPr>
+          <w:p>
+            <w:pPr>
+              <w:jc w:val="center"/>
+            </w:pPr>
+            <w:r>
+              <w:rPr>
+                <w:rFonts w:ascii="Malgun Gothic" w:cs="Malgun Gothic" w:eastAsia="Malgun Gothic" w:hAnsi="Malgun Gothic"/>
+                <w:b w:val="false"/>
+                <w:bCs w:val="false"/>
+                <w:color w:val="000000"/>
+                <w:sz w:val="21"/>
+                <w:szCs w:val="21"/>
+              </w:rPr>
+              <w:t xml:space="preserve">5</w:t>
             </w:r>
           </w:p>
         </w:tc>
@@ -953,77 +1318,7 @@
       <w:tr>
         <w:tc>
           <w:tcPr>
-            <w:tcW w:type="dxa" w:w="3000"/>
-            <w:tcBorders>
-              <w:top w:val="single" w:color="000000" w:sz="6"/>
-              <w:left w:val="single" w:color="000000" w:sz="6"/>
-              <w:bottom w:val="single" w:color="000000" w:sz="6"/>
-              <w:right w:val="single" w:color="000000" w:sz="6"/>
-            </w:tcBorders>
-            <w:tcMar>
-              <w:top w:type="dxa" w:w="50"/>
-              <w:left w:type="dxa" w:w="60"/>
-              <w:bottom w:type="dxa" w:w="50"/>
-              <w:right w:type="dxa" w:w="60"/>
-            </w:tcMar>
-            <w:vAlign w:val="center"/>
-          </w:tcPr>
-          <w:p>
-            <w:pPr>
-              <w:jc w:val="center"/>
-            </w:pPr>
-            <w:r>
-              <w:rPr>
-                <w:rFonts w:ascii="Malgun Gothic" w:cs="Malgun Gothic" w:eastAsia="Malgun Gothic" w:hAnsi="Malgun Gothic"/>
-                <w:b w:val="false"/>
-                <w:bCs w:val="false"/>
-                <w:color w:val="000000"/>
-                <w:sz w:val="21"/>
-                <w:szCs w:val="21"/>
-              </w:rPr>
-              <w:t xml:space="preserve">2026</w:t>
-            </w:r>
-          </w:p>
-        </w:tc>
-        <w:tc>
-          <w:tcPr>
-            <w:tcW w:type="dxa" w:w="3000"/>
-            <w:tcBorders>
-              <w:top w:val="single" w:color="000000" w:sz="6"/>
-              <w:left w:val="single" w:color="000000" w:sz="6"/>
-              <w:bottom w:val="single" w:color="000000" w:sz="6"/>
-              <w:right w:val="single" w:color="000000" w:sz="6"/>
-            </w:tcBorders>
-            <w:tcMar>
-              <w:top w:type="dxa" w:w="50"/>
-              <w:left w:type="dxa" w:w="60"/>
-              <w:bottom w:type="dxa" w:w="50"/>
-              <w:right w:type="dxa" w:w="60"/>
-            </w:tcMar>
-            <w:vAlign w:val="center"/>
-          </w:tcPr>
-          <w:p>
-            <w:pPr>
-              <w:jc w:val="center"/>
-            </w:pPr>
-            <w:r>
-              <w:rPr>
-                <w:rFonts w:ascii="Malgun Gothic" w:cs="Malgun Gothic" w:eastAsia="Malgun Gothic" w:hAnsi="Malgun Gothic"/>
-                <w:b w:val="false"/>
-                <w:bCs w:val="false"/>
-                <w:color w:val="000000"/>
-                <w:sz w:val="21"/>
-                <w:szCs w:val="21"/>
-              </w:rPr>
-              <w:t xml:space="preserve">4</w:t>
-            </w:r>
-          </w:p>
-        </w:tc>
-      </w:tr>
-      <w:tr>
-        <w:tc>
-          <w:tcPr>
-            <w:tcW w:type="dxa" w:w="3000"/>
+            <w:tcW w:type="dxa" w:w="2600"/>
             <w:tcBorders>
               <w:top w:val="single" w:color="000000" w:sz="6"/>
               <w:left w:val="single" w:color="000000" w:sz="6"/>
@@ -1058,7 +1353,7 @@
         </w:tc>
         <w:tc>
           <w:tcPr>
-            <w:tcW w:type="dxa" w:w="3000"/>
+            <w:tcW w:type="dxa" w:w="1900"/>
             <w:tcBorders>
               <w:top w:val="single" w:color="000000" w:sz="6"/>
               <w:left w:val="single" w:color="000000" w:sz="6"/>
@@ -1087,12 +1382,64 @@
                 <w:sz w:val="21"/>
                 <w:szCs w:val="21"/>
               </w:rPr>
-              <w:t xml:space="preserve">82</w:t>
+              <w:t xml:space="preserve">41</w:t>
+            </w:r>
+          </w:p>
+        </w:tc>
+        <w:tc>
+          <w:tcPr>
+            <w:tcW w:type="dxa" w:w="1900"/>
+            <w:tcBorders>
+              <w:top w:val="single" w:color="000000" w:sz="6"/>
+              <w:left w:val="single" w:color="000000" w:sz="6"/>
+              <w:bottom w:val="single" w:color="000000" w:sz="6"/>
+              <w:right w:val="single" w:color="000000" w:sz="6"/>
+            </w:tcBorders>
+            <w:shd w:fill="EFEFEF" w:color="auto" w:val="clear"/>
+            <w:tcMar>
+              <w:top w:type="dxa" w:w="50"/>
+              <w:left w:type="dxa" w:w="60"/>
+              <w:bottom w:type="dxa" w:w="50"/>
+              <w:right w:type="dxa" w:w="60"/>
+            </w:tcMar>
+            <w:vAlign w:val="center"/>
+          </w:tcPr>
+          <w:p>
+            <w:pPr>
+              <w:jc w:val="center"/>
+            </w:pPr>
+            <w:r>
+              <w:rPr>
+                <w:rFonts w:ascii="Malgun Gothic" w:cs="Malgun Gothic" w:eastAsia="Malgun Gothic" w:hAnsi="Malgun Gothic"/>
+                <w:b/>
+                <w:bCs/>
+                <w:color w:val="000000"/>
+                <w:sz w:val="21"/>
+                <w:szCs w:val="21"/>
+              </w:rPr>
+              <w:t xml:space="preserve">71</w:t>
             </w:r>
           </w:p>
         </w:tc>
       </w:tr>
     </w:tbl>
+    <w:p>
+      <w:pPr>
+        <w:spacing w:before="60"/>
+        <w:ind w:left="360"/>
+      </w:pPr>
+      <w:r>
+        <w:rPr>
+          <w:rFonts w:ascii="Malgun Gothic" w:cs="Malgun Gothic" w:eastAsia="Malgun Gothic" w:hAnsi="Malgun Gothic"/>
+          <w:b w:val="false"/>
+          <w:bCs w:val="false"/>
+          <w:color w:val="000000"/>
+          <w:sz w:val="16"/>
+          <w:szCs w:val="16"/>
+        </w:rPr>
+        <w:t xml:space="preserve">＊‘건수’ = 결재 문서 건, ‘개소’ = 해당 건에서 지원·교육한 농가(목장) 수.</w:t>
+      </w:r>
+    </w:p>
     <w:p>
       <w:pPr>
         <w:spacing w:before="60"/>

--- a/컨설팅대장.docx
+++ b/컨설팅대장.docx
@@ -114,7 +114,7 @@
           <w:sz w:val="22"/>
           <w:szCs w:val="22"/>
         </w:rPr>
-        <w:t xml:space="preserve">41건 · 71개소</w:t>
+        <w:t xml:space="preserve">36건 · 63개소</w:t>
       </w:r>
     </w:p>
     <w:p>
@@ -1068,41 +1068,41 @@
                 <w:sz w:val="21"/>
                 <w:szCs w:val="21"/>
               </w:rPr>
-              <w:t xml:space="preserve">9</w:t>
-            </w:r>
-          </w:p>
-        </w:tc>
-        <w:tc>
-          <w:tcPr>
-            <w:tcW w:type="dxa" w:w="1900"/>
-            <w:tcBorders>
-              <w:top w:val="single" w:color="000000" w:sz="6"/>
-              <w:left w:val="single" w:color="000000" w:sz="6"/>
-              <w:bottom w:val="single" w:color="000000" w:sz="6"/>
-              <w:right w:val="single" w:color="000000" w:sz="6"/>
-            </w:tcBorders>
-            <w:tcMar>
-              <w:top w:type="dxa" w:w="50"/>
-              <w:left w:type="dxa" w:w="60"/>
-              <w:bottom w:type="dxa" w:w="50"/>
-              <w:right w:type="dxa" w:w="60"/>
-            </w:tcMar>
-            <w:vAlign w:val="center"/>
-          </w:tcPr>
-          <w:p>
-            <w:pPr>
-              <w:jc w:val="center"/>
-            </w:pPr>
-            <w:r>
-              <w:rPr>
-                <w:rFonts w:ascii="Malgun Gothic" w:cs="Malgun Gothic" w:eastAsia="Malgun Gothic" w:hAnsi="Malgun Gothic"/>
-                <w:b w:val="false"/>
-                <w:bCs w:val="false"/>
-                <w:color w:val="000000"/>
-                <w:sz w:val="21"/>
-                <w:szCs w:val="21"/>
-              </w:rPr>
-              <w:t xml:space="preserve">31</w:t>
+              <w:t xml:space="preserve">4</w:t>
+            </w:r>
+          </w:p>
+        </w:tc>
+        <w:tc>
+          <w:tcPr>
+            <w:tcW w:type="dxa" w:w="1900"/>
+            <w:tcBorders>
+              <w:top w:val="single" w:color="000000" w:sz="6"/>
+              <w:left w:val="single" w:color="000000" w:sz="6"/>
+              <w:bottom w:val="single" w:color="000000" w:sz="6"/>
+              <w:right w:val="single" w:color="000000" w:sz="6"/>
+            </w:tcBorders>
+            <w:tcMar>
+              <w:top w:type="dxa" w:w="50"/>
+              <w:left w:type="dxa" w:w="60"/>
+              <w:bottom w:type="dxa" w:w="50"/>
+              <w:right w:type="dxa" w:w="60"/>
+            </w:tcMar>
+            <w:vAlign w:val="center"/>
+          </w:tcPr>
+          <w:p>
+            <w:pPr>
+              <w:jc w:val="center"/>
+            </w:pPr>
+            <w:r>
+              <w:rPr>
+                <w:rFonts w:ascii="Malgun Gothic" w:cs="Malgun Gothic" w:eastAsia="Malgun Gothic" w:hAnsi="Malgun Gothic"/>
+                <w:b w:val="false"/>
+                <w:bCs w:val="false"/>
+                <w:color w:val="000000"/>
+                <w:sz w:val="21"/>
+                <w:szCs w:val="21"/>
+              </w:rPr>
+              <w:t xml:space="preserve">23</w:t>
             </w:r>
           </w:p>
         </w:tc>
@@ -1382,7 +1382,7 @@
                 <w:sz w:val="21"/>
                 <w:szCs w:val="21"/>
               </w:rPr>
-              <w:t xml:space="preserve">41</w:t>
+              <w:t xml:space="preserve">36</w:t>
             </w:r>
           </w:p>
         </w:tc>
@@ -1417,7 +1417,7 @@
                 <w:sz w:val="21"/>
                 <w:szCs w:val="21"/>
               </w:rPr>
-              <w:t xml:space="preserve">71</w:t>
+              <w:t xml:space="preserve">63</w:t>
             </w:r>
           </w:p>
         </w:tc>

--- a/컨설팅대장.docx
+++ b/컨설팅대장.docx
@@ -450,7 +450,7 @@
                 <w:sz w:val="16"/>
                 <w:szCs w:val="16"/>
               </w:rPr>
-              <w:t xml:space="preserve">2014. 07. 03.</w:t>
+              <w:t xml:space="preserve">2014-07-03</w:t>
             </w:r>
           </w:p>
         </w:tc>
@@ -586,7 +586,7 @@
                 <w:sz w:val="16"/>
                 <w:szCs w:val="16"/>
               </w:rPr>
-              <w:t xml:space="preserve">별첨*</w:t>
+              <w:t xml:space="preserve">붙임 1</w:t>
             </w:r>
           </w:p>
         </w:tc>
@@ -656,7 +656,7 @@
                 <w:sz w:val="16"/>
                 <w:szCs w:val="16"/>
               </w:rPr>
-              <w:t xml:space="preserve">2014. 07. 22.</w:t>
+              <w:t xml:space="preserve">2014-07-22</w:t>
             </w:r>
           </w:p>
         </w:tc>
@@ -792,7 +792,7 @@
                 <w:sz w:val="16"/>
                 <w:szCs w:val="16"/>
               </w:rPr>
-              <w:t xml:space="preserve">별첨*</w:t>
+              <w:t xml:space="preserve">붙임 2</w:t>
             </w:r>
           </w:p>
         </w:tc>
@@ -862,7 +862,7 @@
                 <w:sz w:val="16"/>
                 <w:szCs w:val="16"/>
               </w:rPr>
-              <w:t xml:space="preserve">2014. 08. 07.</w:t>
+              <w:t xml:space="preserve">2014-08-07</w:t>
             </w:r>
           </w:p>
         </w:tc>
@@ -998,7 +998,7 @@
                 <w:sz w:val="16"/>
                 <w:szCs w:val="16"/>
               </w:rPr>
-              <w:t xml:space="preserve">별첨*</w:t>
+              <w:t xml:space="preserve">붙임 3</w:t>
             </w:r>
           </w:p>
         </w:tc>
@@ -1068,7 +1068,7 @@
                 <w:sz w:val="16"/>
                 <w:szCs w:val="16"/>
               </w:rPr>
-              <w:t xml:space="preserve">2015. 05. 15.</w:t>
+              <w:t xml:space="preserve">2015-05-15</w:t>
             </w:r>
           </w:p>
         </w:tc>
@@ -1204,7 +1204,7 @@
                 <w:sz w:val="16"/>
                 <w:szCs w:val="16"/>
               </w:rPr>
-              <w:t xml:space="preserve">별첨*</w:t>
+              <w:t xml:space="preserve">붙임 4</w:t>
             </w:r>
           </w:p>
         </w:tc>
@@ -1274,7 +1274,7 @@
                 <w:sz w:val="16"/>
                 <w:szCs w:val="16"/>
               </w:rPr>
-              <w:t xml:space="preserve">2015. 05. 20.</w:t>
+              <w:t xml:space="preserve">2015-05-20</w:t>
             </w:r>
           </w:p>
         </w:tc>
@@ -1480,7 +1480,7 @@
                 <w:sz w:val="16"/>
                 <w:szCs w:val="16"/>
               </w:rPr>
-              <w:t xml:space="preserve">2015. 06. 03.</w:t>
+              <w:t xml:space="preserve">2015-06-03</w:t>
             </w:r>
           </w:p>
         </w:tc>
@@ -1616,7 +1616,7 @@
                 <w:sz w:val="16"/>
                 <w:szCs w:val="16"/>
               </w:rPr>
-              <w:t xml:space="preserve">붙임 1</w:t>
+              <w:t xml:space="preserve">붙임 5</w:t>
             </w:r>
           </w:p>
         </w:tc>
@@ -1686,7 +1686,7 @@
                 <w:sz w:val="16"/>
                 <w:szCs w:val="16"/>
               </w:rPr>
-              <w:t xml:space="preserve">2015. 06. 10.</w:t>
+              <w:t xml:space="preserve">2015-06-10</w:t>
             </w:r>
           </w:p>
         </w:tc>
@@ -1892,7 +1892,7 @@
                 <w:sz w:val="16"/>
                 <w:szCs w:val="16"/>
               </w:rPr>
-              <w:t xml:space="preserve">2015. 06. 19.</w:t>
+              <w:t xml:space="preserve">2015-06-19</w:t>
             </w:r>
           </w:p>
         </w:tc>
@@ -2028,7 +2028,7 @@
                 <w:sz w:val="16"/>
                 <w:szCs w:val="16"/>
               </w:rPr>
-              <w:t xml:space="preserve">붙임 2</w:t>
+              <w:t xml:space="preserve">붙임 6</w:t>
             </w:r>
           </w:p>
         </w:tc>
@@ -2098,7 +2098,7 @@
                 <w:sz w:val="16"/>
                 <w:szCs w:val="16"/>
               </w:rPr>
-              <w:t xml:space="preserve">2015. 06. 26.</w:t>
+              <w:t xml:space="preserve">2015-06-26</w:t>
             </w:r>
           </w:p>
         </w:tc>
@@ -2234,7 +2234,7 @@
                 <w:sz w:val="16"/>
                 <w:szCs w:val="16"/>
               </w:rPr>
-              <w:t xml:space="preserve">붙임 3</w:t>
+              <w:t xml:space="preserve">붙임 7</w:t>
             </w:r>
           </w:p>
         </w:tc>
@@ -2304,7 +2304,7 @@
                 <w:sz w:val="16"/>
                 <w:szCs w:val="16"/>
               </w:rPr>
-              <w:t xml:space="preserve">2015. 07. 09.</w:t>
+              <w:t xml:space="preserve">2015-07-09</w:t>
             </w:r>
           </w:p>
         </w:tc>
@@ -2440,7 +2440,7 @@
                 <w:sz w:val="16"/>
                 <w:szCs w:val="16"/>
               </w:rPr>
-              <w:t xml:space="preserve">붙임 4</w:t>
+              <w:t xml:space="preserve">붙임 8</w:t>
             </w:r>
           </w:p>
         </w:tc>
@@ -2510,7 +2510,7 @@
                 <w:sz w:val="16"/>
                 <w:szCs w:val="16"/>
               </w:rPr>
-              <w:t xml:space="preserve">2015. 07. 17.</w:t>
+              <w:t xml:space="preserve">2015-07-17</w:t>
             </w:r>
           </w:p>
         </w:tc>
@@ -2646,7 +2646,7 @@
                 <w:sz w:val="16"/>
                 <w:szCs w:val="16"/>
               </w:rPr>
-              <w:t xml:space="preserve">붙임 5</w:t>
+              <w:t xml:space="preserve">붙임 9</w:t>
             </w:r>
           </w:p>
         </w:tc>
@@ -2716,7 +2716,7 @@
                 <w:sz w:val="16"/>
                 <w:szCs w:val="16"/>
               </w:rPr>
-              <w:t xml:space="preserve">2015. 07. 24.</w:t>
+              <w:t xml:space="preserve">2015-07-24</w:t>
             </w:r>
           </w:p>
         </w:tc>
@@ -2852,7 +2852,7 @@
                 <w:sz w:val="16"/>
                 <w:szCs w:val="16"/>
               </w:rPr>
-              <w:t xml:space="preserve">붙임 6</w:t>
+              <w:t xml:space="preserve">붙임 10</w:t>
             </w:r>
           </w:p>
         </w:tc>
@@ -2922,7 +2922,7 @@
                 <w:sz w:val="16"/>
                 <w:szCs w:val="16"/>
               </w:rPr>
-              <w:t xml:space="preserve">2015. 07. 31.</w:t>
+              <w:t xml:space="preserve">2015-07-31</w:t>
             </w:r>
           </w:p>
         </w:tc>
@@ -3058,7 +3058,7 @@
                 <w:sz w:val="16"/>
                 <w:szCs w:val="16"/>
               </w:rPr>
-              <w:t xml:space="preserve">붙임 7</w:t>
+              <w:t xml:space="preserve">붙임 11</w:t>
             </w:r>
           </w:p>
         </w:tc>
@@ -3128,7 +3128,7 @@
                 <w:sz w:val="16"/>
                 <w:szCs w:val="16"/>
               </w:rPr>
-              <w:t xml:space="preserve">2015. 08. 07.</w:t>
+              <w:t xml:space="preserve">2015-08-07</w:t>
             </w:r>
           </w:p>
         </w:tc>
@@ -3264,7 +3264,7 @@
                 <w:sz w:val="16"/>
                 <w:szCs w:val="16"/>
               </w:rPr>
-              <w:t xml:space="preserve">붙임 8</w:t>
+              <w:t xml:space="preserve">붙임 12</w:t>
             </w:r>
           </w:p>
         </w:tc>
@@ -3334,7 +3334,7 @@
                 <w:sz w:val="16"/>
                 <w:szCs w:val="16"/>
               </w:rPr>
-              <w:t xml:space="preserve">2015. 09. 17.</w:t>
+              <w:t xml:space="preserve">2015-09-17</w:t>
             </w:r>
           </w:p>
         </w:tc>
@@ -3470,7 +3470,7 @@
                 <w:sz w:val="16"/>
                 <w:szCs w:val="16"/>
               </w:rPr>
-              <w:t xml:space="preserve">붙임 9</w:t>
+              <w:t xml:space="preserve">붙임 13</w:t>
             </w:r>
           </w:p>
         </w:tc>
@@ -3540,7 +3540,7 @@
                 <w:sz w:val="16"/>
                 <w:szCs w:val="16"/>
               </w:rPr>
-              <w:t xml:space="preserve">2016. 06. 22.</w:t>
+              <w:t xml:space="preserve">2016-06-22</w:t>
             </w:r>
           </w:p>
         </w:tc>
@@ -3676,7 +3676,7 @@
                 <w:sz w:val="16"/>
                 <w:szCs w:val="16"/>
               </w:rPr>
-              <w:t xml:space="preserve">붙임 10</w:t>
+              <w:t xml:space="preserve">붙임 14</w:t>
             </w:r>
           </w:p>
         </w:tc>
@@ -3746,7 +3746,7 @@
                 <w:sz w:val="16"/>
                 <w:szCs w:val="16"/>
               </w:rPr>
-              <w:t xml:space="preserve">2017. 11. 13.</w:t>
+              <w:t xml:space="preserve">2017-11-13</w:t>
             </w:r>
           </w:p>
         </w:tc>
@@ -3882,7 +3882,7 @@
                 <w:sz w:val="16"/>
                 <w:szCs w:val="16"/>
               </w:rPr>
-              <w:t xml:space="preserve">붙임 11</w:t>
+              <w:t xml:space="preserve">붙임 15</w:t>
             </w:r>
           </w:p>
         </w:tc>
@@ -3952,7 +3952,7 @@
                 <w:sz w:val="16"/>
                 <w:szCs w:val="16"/>
               </w:rPr>
-              <w:t xml:space="preserve">2019. 09. 03.</w:t>
+              <w:t xml:space="preserve">2019-09-03</w:t>
             </w:r>
           </w:p>
         </w:tc>
@@ -4088,7 +4088,7 @@
                 <w:sz w:val="16"/>
                 <w:szCs w:val="16"/>
               </w:rPr>
-              <w:t xml:space="preserve">붙임 12</w:t>
+              <w:t xml:space="preserve">붙임 16</w:t>
             </w:r>
           </w:p>
         </w:tc>
@@ -4158,7 +4158,7 @@
                 <w:sz w:val="16"/>
                 <w:szCs w:val="16"/>
               </w:rPr>
-              <w:t xml:space="preserve">2019. 10. 16.</w:t>
+              <w:t xml:space="preserve">2019-10-16</w:t>
             </w:r>
           </w:p>
         </w:tc>
@@ -4294,7 +4294,7 @@
                 <w:sz w:val="16"/>
                 <w:szCs w:val="16"/>
               </w:rPr>
-              <w:t xml:space="preserve">붙임 13</w:t>
+              <w:t xml:space="preserve">붙임 17</w:t>
             </w:r>
           </w:p>
         </w:tc>
@@ -4364,7 +4364,7 @@
                 <w:sz w:val="16"/>
                 <w:szCs w:val="16"/>
               </w:rPr>
-              <w:t xml:space="preserve">2019. 11. 29.</w:t>
+              <w:t xml:space="preserve">2019-11-29</w:t>
             </w:r>
           </w:p>
         </w:tc>
@@ -4500,7 +4500,7 @@
                 <w:sz w:val="16"/>
                 <w:szCs w:val="16"/>
               </w:rPr>
-              <w:t xml:space="preserve">붙임 14</w:t>
+              <w:t xml:space="preserve">붙임 18</w:t>
             </w:r>
           </w:p>
         </w:tc>
@@ -4570,7 +4570,7 @@
                 <w:sz w:val="16"/>
                 <w:szCs w:val="16"/>
               </w:rPr>
-              <w:t xml:space="preserve">2019. 12. 24.</w:t>
+              <w:t xml:space="preserve">2019-12-24</w:t>
             </w:r>
           </w:p>
         </w:tc>
@@ -4706,7 +4706,7 @@
                 <w:sz w:val="16"/>
                 <w:szCs w:val="16"/>
               </w:rPr>
-              <w:t xml:space="preserve">붙임 15</w:t>
+              <w:t xml:space="preserve">붙임 19</w:t>
             </w:r>
           </w:p>
         </w:tc>
@@ -4776,7 +4776,7 @@
                 <w:sz w:val="16"/>
                 <w:szCs w:val="16"/>
               </w:rPr>
-              <w:t xml:space="preserve">2020. 01. 28.</w:t>
+              <w:t xml:space="preserve">2020-01-28</w:t>
             </w:r>
           </w:p>
         </w:tc>
@@ -4912,7 +4912,7 @@
                 <w:sz w:val="16"/>
                 <w:szCs w:val="16"/>
               </w:rPr>
-              <w:t xml:space="preserve">붙임 16</w:t>
+              <w:t xml:space="preserve">붙임 20</w:t>
             </w:r>
           </w:p>
         </w:tc>
@@ -4982,7 +4982,7 @@
                 <w:sz w:val="16"/>
                 <w:szCs w:val="16"/>
               </w:rPr>
-              <w:t xml:space="preserve">2020. 01. 29.</w:t>
+              <w:t xml:space="preserve">2020-01-29</w:t>
             </w:r>
           </w:p>
         </w:tc>
@@ -5118,7 +5118,7 @@
                 <w:sz w:val="16"/>
                 <w:szCs w:val="16"/>
               </w:rPr>
-              <w:t xml:space="preserve">붙임 17</w:t>
+              <w:t xml:space="preserve">붙임 21</w:t>
             </w:r>
           </w:p>
         </w:tc>
@@ -5188,7 +5188,7 @@
                 <w:sz w:val="16"/>
                 <w:szCs w:val="16"/>
               </w:rPr>
-              <w:t xml:space="preserve">2020. 05. 19.</w:t>
+              <w:t xml:space="preserve">2020-05-19</w:t>
             </w:r>
           </w:p>
         </w:tc>
@@ -5324,7 +5324,7 @@
                 <w:sz w:val="16"/>
                 <w:szCs w:val="16"/>
               </w:rPr>
-              <w:t xml:space="preserve">붙임 18</w:t>
+              <w:t xml:space="preserve">붙임 22</w:t>
             </w:r>
           </w:p>
         </w:tc>
@@ -5394,7 +5394,7 @@
                 <w:sz w:val="16"/>
                 <w:szCs w:val="16"/>
               </w:rPr>
-              <w:t xml:space="preserve">2021. 06. 24.</w:t>
+              <w:t xml:space="preserve">2021-06-24</w:t>
             </w:r>
           </w:p>
         </w:tc>
@@ -5530,7 +5530,7 @@
                 <w:sz w:val="16"/>
                 <w:szCs w:val="16"/>
               </w:rPr>
-              <w:t xml:space="preserve">붙임 19</w:t>
+              <w:t xml:space="preserve">붙임 23</w:t>
             </w:r>
           </w:p>
         </w:tc>
@@ -5600,7 +5600,7 @@
                 <w:sz w:val="16"/>
                 <w:szCs w:val="16"/>
               </w:rPr>
-              <w:t xml:space="preserve">2024. 05. 14.</w:t>
+              <w:t xml:space="preserve">2024-05-14</w:t>
             </w:r>
           </w:p>
         </w:tc>
@@ -5736,7 +5736,7 @@
                 <w:sz w:val="16"/>
                 <w:szCs w:val="16"/>
               </w:rPr>
-              <w:t xml:space="preserve">붙임 20</w:t>
+              <w:t xml:space="preserve">붙임 24</w:t>
             </w:r>
           </w:p>
         </w:tc>
@@ -5806,7 +5806,7 @@
                 <w:sz w:val="16"/>
                 <w:szCs w:val="16"/>
               </w:rPr>
-              <w:t xml:space="preserve">2024. 07. 10.</w:t>
+              <w:t xml:space="preserve">2024-07-10</w:t>
             </w:r>
           </w:p>
         </w:tc>
@@ -5942,7 +5942,7 @@
                 <w:sz w:val="16"/>
                 <w:szCs w:val="16"/>
               </w:rPr>
-              <w:t xml:space="preserve">붙임 21</w:t>
+              <w:t xml:space="preserve">붙임 25</w:t>
             </w:r>
           </w:p>
         </w:tc>
@@ -6012,7 +6012,7 @@
                 <w:sz w:val="16"/>
                 <w:szCs w:val="16"/>
               </w:rPr>
-              <w:t xml:space="preserve">2024. 07. 17.</w:t>
+              <w:t xml:space="preserve">2024-07-17</w:t>
             </w:r>
           </w:p>
         </w:tc>
@@ -6148,7 +6148,7 @@
                 <w:sz w:val="16"/>
                 <w:szCs w:val="16"/>
               </w:rPr>
-              <w:t xml:space="preserve">붙임 22</w:t>
+              <w:t xml:space="preserve">붙임 26</w:t>
             </w:r>
           </w:p>
         </w:tc>
@@ -6218,7 +6218,7 @@
                 <w:sz w:val="16"/>
                 <w:szCs w:val="16"/>
               </w:rPr>
-              <w:t xml:space="preserve">2024. 12. 24.</w:t>
+              <w:t xml:space="preserve">2024-12-24</w:t>
             </w:r>
           </w:p>
         </w:tc>
@@ -6354,7 +6354,7 @@
                 <w:sz w:val="16"/>
                 <w:szCs w:val="16"/>
               </w:rPr>
-              <w:t xml:space="preserve">붙임 23</w:t>
+              <w:t xml:space="preserve">붙임 27</w:t>
             </w:r>
           </w:p>
         </w:tc>
@@ -6424,7 +6424,7 @@
                 <w:sz w:val="16"/>
                 <w:szCs w:val="16"/>
               </w:rPr>
-              <w:t xml:space="preserve">2025. 05. 16.</w:t>
+              <w:t xml:space="preserve">2025-05-16</w:t>
             </w:r>
           </w:p>
         </w:tc>
@@ -6560,7 +6560,7 @@
                 <w:sz w:val="16"/>
                 <w:szCs w:val="16"/>
               </w:rPr>
-              <w:t xml:space="preserve">붙임 24</w:t>
+              <w:t xml:space="preserve">붙임 28</w:t>
             </w:r>
           </w:p>
         </w:tc>
@@ -6630,7 +6630,7 @@
                 <w:sz w:val="16"/>
                 <w:szCs w:val="16"/>
               </w:rPr>
-              <w:t xml:space="preserve">2025. 06. 02.</w:t>
+              <w:t xml:space="preserve">2025-06-02</w:t>
             </w:r>
           </w:p>
         </w:tc>
@@ -6766,7 +6766,7 @@
                 <w:sz w:val="16"/>
                 <w:szCs w:val="16"/>
               </w:rPr>
-              <w:t xml:space="preserve">붙임 25</w:t>
+              <w:t xml:space="preserve">붙임 29</w:t>
             </w:r>
           </w:p>
         </w:tc>
@@ -6836,7 +6836,7 @@
                 <w:sz w:val="16"/>
                 <w:szCs w:val="16"/>
               </w:rPr>
-              <w:t xml:space="preserve">2025. 09. 25.</w:t>
+              <w:t xml:space="preserve">2025-09-25</w:t>
             </w:r>
           </w:p>
         </w:tc>
@@ -6972,7 +6972,7 @@
                 <w:sz w:val="16"/>
                 <w:szCs w:val="16"/>
               </w:rPr>
-              <w:t xml:space="preserve">붙임 26</w:t>
+              <w:t xml:space="preserve">붙임 30</w:t>
             </w:r>
           </w:p>
         </w:tc>
@@ -7042,7 +7042,7 @@
                 <w:sz w:val="16"/>
                 <w:szCs w:val="16"/>
               </w:rPr>
-              <w:t xml:space="preserve">2025. 10. 13.</w:t>
+              <w:t xml:space="preserve">2025-10-13</w:t>
             </w:r>
           </w:p>
         </w:tc>
@@ -7178,7 +7178,7 @@
                 <w:sz w:val="16"/>
                 <w:szCs w:val="16"/>
               </w:rPr>
-              <w:t xml:space="preserve">붙임 27</w:t>
+              <w:t xml:space="preserve">붙임 31</w:t>
             </w:r>
           </w:p>
         </w:tc>
@@ -7248,7 +7248,7 @@
                 <w:sz w:val="16"/>
                 <w:szCs w:val="16"/>
               </w:rPr>
-              <w:t xml:space="preserve">2026. 02. 13.</w:t>
+              <w:t xml:space="preserve">2026-02-13</w:t>
             </w:r>
           </w:p>
         </w:tc>
@@ -7384,7 +7384,7 @@
                 <w:sz w:val="16"/>
                 <w:szCs w:val="16"/>
               </w:rPr>
-              <w:t xml:space="preserve">붙임 28</w:t>
+              <w:t xml:space="preserve">붙임 32</w:t>
             </w:r>
           </w:p>
         </w:tc>
@@ -7454,7 +7454,7 @@
                 <w:sz w:val="16"/>
                 <w:szCs w:val="16"/>
               </w:rPr>
-              <w:t xml:space="preserve">2026. 05. 04.</w:t>
+              <w:t xml:space="preserve">2026-05-04</w:t>
             </w:r>
           </w:p>
         </w:tc>
@@ -7590,7 +7590,7 @@
                 <w:sz w:val="16"/>
                 <w:szCs w:val="16"/>
               </w:rPr>
-              <w:t xml:space="preserve">붙임 29</w:t>
+              <w:t xml:space="preserve">붙임 33</w:t>
             </w:r>
           </w:p>
         </w:tc>
@@ -7660,7 +7660,7 @@
                 <w:sz w:val="16"/>
                 <w:szCs w:val="16"/>
               </w:rPr>
-              <w:t xml:space="preserve">2026. 07. 14.</w:t>
+              <w:t xml:space="preserve">2026-07-14</w:t>
             </w:r>
           </w:p>
         </w:tc>
@@ -7796,7 +7796,7 @@
                 <w:sz w:val="16"/>
                 <w:szCs w:val="16"/>
               </w:rPr>
-              <w:t xml:space="preserve">붙임 30</w:t>
+              <w:t xml:space="preserve">붙임 34</w:t>
             </w:r>
           </w:p>
         </w:tc>

--- a/컨설팅대장.docx
+++ b/컨설팅대장.docx
@@ -1822,7 +1822,7 @@
                 <w:sz w:val="16"/>
                 <w:szCs w:val="16"/>
               </w:rPr>
-              <w:t xml:space="preserve">별첨*</w:t>
+              <w:t xml:space="preserve">붙임 6</w:t>
             </w:r>
           </w:p>
         </w:tc>
@@ -2028,7 +2028,7 @@
                 <w:sz w:val="16"/>
                 <w:szCs w:val="16"/>
               </w:rPr>
-              <w:t xml:space="preserve">붙임 6</w:t>
+              <w:t xml:space="preserve">붙임 7</w:t>
             </w:r>
           </w:p>
         </w:tc>
@@ -2234,7 +2234,7 @@
                 <w:sz w:val="16"/>
                 <w:szCs w:val="16"/>
               </w:rPr>
-              <w:t xml:space="preserve">붙임 7</w:t>
+              <w:t xml:space="preserve">붙임 8</w:t>
             </w:r>
           </w:p>
         </w:tc>
@@ -2440,7 +2440,7 @@
                 <w:sz w:val="16"/>
                 <w:szCs w:val="16"/>
               </w:rPr>
-              <w:t xml:space="preserve">붙임 8</w:t>
+              <w:t xml:space="preserve">붙임 9</w:t>
             </w:r>
           </w:p>
         </w:tc>
@@ -2646,7 +2646,7 @@
                 <w:sz w:val="16"/>
                 <w:szCs w:val="16"/>
               </w:rPr>
-              <w:t xml:space="preserve">붙임 9</w:t>
+              <w:t xml:space="preserve">붙임 10</w:t>
             </w:r>
           </w:p>
         </w:tc>
@@ -2852,7 +2852,7 @@
                 <w:sz w:val="16"/>
                 <w:szCs w:val="16"/>
               </w:rPr>
-              <w:t xml:space="preserve">붙임 10</w:t>
+              <w:t xml:space="preserve">붙임 11</w:t>
             </w:r>
           </w:p>
         </w:tc>
@@ -3058,7 +3058,7 @@
                 <w:sz w:val="16"/>
                 <w:szCs w:val="16"/>
               </w:rPr>
-              <w:t xml:space="preserve">붙임 11</w:t>
+              <w:t xml:space="preserve">붙임 12</w:t>
             </w:r>
           </w:p>
         </w:tc>
@@ -3264,7 +3264,7 @@
                 <w:sz w:val="16"/>
                 <w:szCs w:val="16"/>
               </w:rPr>
-              <w:t xml:space="preserve">붙임 12</w:t>
+              <w:t xml:space="preserve">붙임 13</w:t>
             </w:r>
           </w:p>
         </w:tc>
@@ -3470,7 +3470,7 @@
                 <w:sz w:val="16"/>
                 <w:szCs w:val="16"/>
               </w:rPr>
-              <w:t xml:space="preserve">붙임 13</w:t>
+              <w:t xml:space="preserve">붙임 14</w:t>
             </w:r>
           </w:p>
         </w:tc>
@@ -3676,7 +3676,7 @@
                 <w:sz w:val="16"/>
                 <w:szCs w:val="16"/>
               </w:rPr>
-              <w:t xml:space="preserve">붙임 14</w:t>
+              <w:t xml:space="preserve">붙임 15</w:t>
             </w:r>
           </w:p>
         </w:tc>
@@ -3882,7 +3882,7 @@
                 <w:sz w:val="16"/>
                 <w:szCs w:val="16"/>
               </w:rPr>
-              <w:t xml:space="preserve">붙임 15</w:t>
+              <w:t xml:space="preserve">붙임 16</w:t>
             </w:r>
           </w:p>
         </w:tc>
@@ -4088,7 +4088,7 @@
                 <w:sz w:val="16"/>
                 <w:szCs w:val="16"/>
               </w:rPr>
-              <w:t xml:space="preserve">붙임 16</w:t>
+              <w:t xml:space="preserve">붙임 17</w:t>
             </w:r>
           </w:p>
         </w:tc>
@@ -4294,7 +4294,7 @@
                 <w:sz w:val="16"/>
                 <w:szCs w:val="16"/>
               </w:rPr>
-              <w:t xml:space="preserve">붙임 17</w:t>
+              <w:t xml:space="preserve">붙임 18</w:t>
             </w:r>
           </w:p>
         </w:tc>
@@ -4500,7 +4500,7 @@
                 <w:sz w:val="16"/>
                 <w:szCs w:val="16"/>
               </w:rPr>
-              <w:t xml:space="preserve">붙임 18</w:t>
+              <w:t xml:space="preserve">붙임 19</w:t>
             </w:r>
           </w:p>
         </w:tc>
@@ -4706,7 +4706,7 @@
                 <w:sz w:val="16"/>
                 <w:szCs w:val="16"/>
               </w:rPr>
-              <w:t xml:space="preserve">붙임 19</w:t>
+              <w:t xml:space="preserve">붙임 20</w:t>
             </w:r>
           </w:p>
         </w:tc>
@@ -4912,7 +4912,7 @@
                 <w:sz w:val="16"/>
                 <w:szCs w:val="16"/>
               </w:rPr>
-              <w:t xml:space="preserve">붙임 20</w:t>
+              <w:t xml:space="preserve">붙임 21</w:t>
             </w:r>
           </w:p>
         </w:tc>
@@ -5118,7 +5118,7 @@
                 <w:sz w:val="16"/>
                 <w:szCs w:val="16"/>
               </w:rPr>
-              <w:t xml:space="preserve">붙임 21</w:t>
+              <w:t xml:space="preserve">붙임 22</w:t>
             </w:r>
           </w:p>
         </w:tc>
@@ -5324,7 +5324,7 @@
                 <w:sz w:val="16"/>
                 <w:szCs w:val="16"/>
               </w:rPr>
-              <w:t xml:space="preserve">붙임 22</w:t>
+              <w:t xml:space="preserve">붙임 23</w:t>
             </w:r>
           </w:p>
         </w:tc>
@@ -5530,7 +5530,7 @@
                 <w:sz w:val="16"/>
                 <w:szCs w:val="16"/>
               </w:rPr>
-              <w:t xml:space="preserve">붙임 23</w:t>
+              <w:t xml:space="preserve">붙임 24</w:t>
             </w:r>
           </w:p>
         </w:tc>
@@ -5736,7 +5736,7 @@
                 <w:sz w:val="16"/>
                 <w:szCs w:val="16"/>
               </w:rPr>
-              <w:t xml:space="preserve">붙임 24</w:t>
+              <w:t xml:space="preserve">붙임 25</w:t>
             </w:r>
           </w:p>
         </w:tc>
@@ -5942,7 +5942,7 @@
                 <w:sz w:val="16"/>
                 <w:szCs w:val="16"/>
               </w:rPr>
-              <w:t xml:space="preserve">붙임 25</w:t>
+              <w:t xml:space="preserve">붙임 26</w:t>
             </w:r>
           </w:p>
         </w:tc>
@@ -6148,7 +6148,7 @@
                 <w:sz w:val="16"/>
                 <w:szCs w:val="16"/>
               </w:rPr>
-              <w:t xml:space="preserve">붙임 26</w:t>
+              <w:t xml:space="preserve">붙임 27</w:t>
             </w:r>
           </w:p>
         </w:tc>
@@ -6354,7 +6354,7 @@
                 <w:sz w:val="16"/>
                 <w:szCs w:val="16"/>
               </w:rPr>
-              <w:t xml:space="preserve">붙임 27</w:t>
+              <w:t xml:space="preserve">붙임 28</w:t>
             </w:r>
           </w:p>
         </w:tc>
@@ -6560,7 +6560,7 @@
                 <w:sz w:val="16"/>
                 <w:szCs w:val="16"/>
               </w:rPr>
-              <w:t xml:space="preserve">붙임 28</w:t>
+              <w:t xml:space="preserve">붙임 29</w:t>
             </w:r>
           </w:p>
         </w:tc>
@@ -6766,7 +6766,7 @@
                 <w:sz w:val="16"/>
                 <w:szCs w:val="16"/>
               </w:rPr>
-              <w:t xml:space="preserve">붙임 29</w:t>
+              <w:t xml:space="preserve">붙임 30</w:t>
             </w:r>
           </w:p>
         </w:tc>
@@ -6972,7 +6972,7 @@
                 <w:sz w:val="16"/>
                 <w:szCs w:val="16"/>
               </w:rPr>
-              <w:t xml:space="preserve">붙임 30</w:t>
+              <w:t xml:space="preserve">붙임 31</w:t>
             </w:r>
           </w:p>
         </w:tc>
@@ -7178,7 +7178,7 @@
                 <w:sz w:val="16"/>
                 <w:szCs w:val="16"/>
               </w:rPr>
-              <w:t xml:space="preserve">붙임 31</w:t>
+              <w:t xml:space="preserve">붙임 32</w:t>
             </w:r>
           </w:p>
         </w:tc>
@@ -7384,7 +7384,7 @@
                 <w:sz w:val="16"/>
                 <w:szCs w:val="16"/>
               </w:rPr>
-              <w:t xml:space="preserve">붙임 32</w:t>
+              <w:t xml:space="preserve">붙임 33</w:t>
             </w:r>
           </w:p>
         </w:tc>
@@ -7590,7 +7590,7 @@
                 <w:sz w:val="16"/>
                 <w:szCs w:val="16"/>
               </w:rPr>
-              <w:t xml:space="preserve">붙임 33</w:t>
+              <w:t xml:space="preserve">붙임 34</w:t>
             </w:r>
           </w:p>
         </w:tc>
@@ -7796,7 +7796,7 @@
                 <w:sz w:val="16"/>
                 <w:szCs w:val="16"/>
               </w:rPr>
-              <w:t xml:space="preserve">붙임 34</w:t>
+              <w:t xml:space="preserve">붙임 35</w:t>
             </w:r>
           </w:p>
         </w:tc>

--- a/컨설팅대장.docx
+++ b/컨설팅대장.docx
@@ -484,7 +484,7 @@
                 <w:sz w:val="16"/>
                 <w:szCs w:val="16"/>
               </w:rPr>
-              <w:t xml:space="preserve">젖소 농가 현장기술지원 결과 보고(우덕축산, 140703)</w:t>
+              <w:t xml:space="preserve">외산 로봇착유기 활용 농가 생산성 조사(우덕축산)</w:t>
             </w:r>
           </w:p>
         </w:tc>
@@ -690,7 +690,7 @@
                 <w:sz w:val="16"/>
                 <w:szCs w:val="16"/>
               </w:rPr>
-              <w:t xml:space="preserve">젖소 농가 현장기술지원 결과 보고(황골·환이목장, 140722)</w:t>
+              <w:t xml:space="preserve">외산 로봇착유기 활용 농가 생산성 조사(황골목장·환이목장)</w:t>
             </w:r>
           </w:p>
         </w:tc>
@@ -896,7 +896,7 @@
                 <w:sz w:val="16"/>
                 <w:szCs w:val="16"/>
               </w:rPr>
-              <w:t xml:space="preserve">젖소 농가 현장기술지원 결과 보고(홍구목장, 140807)</w:t>
+              <w:t xml:space="preserve">외산 로봇착유기 활용 농가 생산성 조사(홍구목장)</w:t>
             </w:r>
           </w:p>
         </w:tc>
@@ -1102,7 +1102,7 @@
                 <w:sz w:val="16"/>
                 <w:szCs w:val="16"/>
               </w:rPr>
-              <w:t xml:space="preserve">젖소 농가 현장기술지원 결과 보고(성은OK목장, 150515)</w:t>
+              <w:t xml:space="preserve">외산 로봇착유기 활용 농가 생산성 조사(성은목장)</w:t>
             </w:r>
           </w:p>
         </w:tc>
@@ -1308,7 +1308,7 @@
                 <w:sz w:val="16"/>
                 <w:szCs w:val="16"/>
               </w:rPr>
-              <w:t xml:space="preserve">젖소 농가 현장기술지원 결과 보고(고향·방채정목장, 150520)</w:t>
+              <w:t xml:space="preserve">외산 로봇착유기 활용 농가 생산성 조사(고향목장·방채정목장)</w:t>
             </w:r>
           </w:p>
         </w:tc>
@@ -1514,7 +1514,7 @@
                 <w:sz w:val="16"/>
                 <w:szCs w:val="16"/>
               </w:rPr>
-              <w:t xml:space="preserve">젖소 농가 현장기술지원 결과 보고(제네틱스, 승연목장; 150603)</w:t>
+              <w:t xml:space="preserve">외산 로봇착유기 활용 농가 생산성 조사(제네틱스목장·승연목장)</w:t>
             </w:r>
           </w:p>
         </w:tc>
@@ -1720,7 +1720,7 @@
                 <w:sz w:val="16"/>
                 <w:szCs w:val="16"/>
               </w:rPr>
-              <w:t xml:space="preserve">젖소 농가 현장기술지원 결과 보고(황골목장, 150610)</w:t>
+              <w:t xml:space="preserve">외산 로봇착유기 활용 농가 생산성 조사(황골목장)</w:t>
             </w:r>
           </w:p>
         </w:tc>
@@ -1926,7 +1926,7 @@
                 <w:sz w:val="16"/>
                 <w:szCs w:val="16"/>
               </w:rPr>
-              <w:t xml:space="preserve">젖소 농가 현장기술지원 결과 보고(현우목장, 은찬목장; 150618)</w:t>
+              <w:t xml:space="preserve">외산 로봇착유기 활용 농가 생산성 조사(현우목장·은찬목장)</w:t>
             </w:r>
           </w:p>
         </w:tc>
@@ -2132,7 +2132,7 @@
                 <w:sz w:val="16"/>
                 <w:szCs w:val="16"/>
               </w:rPr>
-              <w:t xml:space="preserve">젖소 농가 현장기술지원 결과 보고(브니엘목장, 150625)</w:t>
+              <w:t xml:space="preserve">외산 로봇착유기 활용 농가 생산성 조사(브니엘목장)</w:t>
             </w:r>
           </w:p>
         </w:tc>
@@ -2338,7 +2338,7 @@
                 <w:sz w:val="16"/>
                 <w:szCs w:val="16"/>
               </w:rPr>
-              <w:t xml:space="preserve">젖소 농가 현장기술지원 결과 보고(농도원목장, 150708)</w:t>
+              <w:t xml:space="preserve">외산 로봇착유기 활용 농가 생산성 조사(농도원목장)</w:t>
             </w:r>
           </w:p>
         </w:tc>
@@ -2544,7 +2544,7 @@
                 <w:sz w:val="16"/>
                 <w:szCs w:val="16"/>
               </w:rPr>
-              <w:t xml:space="preserve">젖소 농가 현장기술지원 결과 보고(효권 목장, 150716)</w:t>
+              <w:t xml:space="preserve">외산 로봇착유기 활용 농가 생산성 조사(효권목장)</w:t>
             </w:r>
           </w:p>
         </w:tc>
@@ -2750,7 +2750,7 @@
                 <w:sz w:val="16"/>
                 <w:szCs w:val="16"/>
               </w:rPr>
-              <w:t xml:space="preserve">젖소 농가 현장기술지원 결과 보고(한들 목장, 150722)</w:t>
+              <w:t xml:space="preserve">외산 로봇착유기 활용 농가 생산성 조사(한들목장)</w:t>
             </w:r>
           </w:p>
         </w:tc>
@@ -2956,7 +2956,7 @@
                 <w:sz w:val="16"/>
                 <w:szCs w:val="16"/>
               </w:rPr>
-              <w:t xml:space="preserve">젖소 농가 현장기술지원 결과 보고(승수목장, 풍촌목장; 150730)</w:t>
+              <w:t xml:space="preserve">외산 로봇착유기 활용 농가 생산성 조사(승수목장·풍촌목장)</w:t>
             </w:r>
           </w:p>
         </w:tc>
@@ -3162,7 +3162,7 @@
                 <w:sz w:val="16"/>
                 <w:szCs w:val="16"/>
               </w:rPr>
-              <w:t xml:space="preserve">젖소 농가 현장기술지원 결과 보고(홍구 목장, 150805)</w:t>
+              <w:t xml:space="preserve">외산 로봇착유기 활용 농가 생산성 조사(홍구목장)</w:t>
             </w:r>
           </w:p>
         </w:tc>
@@ -3368,7 +3368,7 @@
                 <w:sz w:val="16"/>
                 <w:szCs w:val="16"/>
               </w:rPr>
-              <w:t xml:space="preserve">젖소 농가 현장기술지원 결과 보고(현승 목장, 150916)</w:t>
+              <w:t xml:space="preserve">외산 로봇착유기 활용 농가 생산성 조사(현승목장)</w:t>
             </w:r>
           </w:p>
         </w:tc>
@@ -3574,7 +3574,7 @@
                 <w:sz w:val="16"/>
                 <w:szCs w:val="16"/>
               </w:rPr>
-              <w:t xml:space="preserve">젖소 농가 현장기술지원 결과 보고(충남 당진)</w:t>
+              <w:t xml:space="preserve">외산 로봇착유기 활용 농가 생산성 조사(성은목장·OK목장)</w:t>
             </w:r>
           </w:p>
         </w:tc>

--- a/컨설팅대장.docx
+++ b/컨설팅대장.docx
@@ -1410,7 +1410,7 @@
                 <w:sz w:val="16"/>
                 <w:szCs w:val="16"/>
               </w:rPr>
-              <w:t xml:space="preserve">별첨*</w:t>
+              <w:t xml:space="preserve">붙임 5</w:t>
             </w:r>
           </w:p>
         </w:tc>
@@ -1616,7 +1616,7 @@
                 <w:sz w:val="16"/>
                 <w:szCs w:val="16"/>
               </w:rPr>
-              <w:t xml:space="preserve">붙임 5</w:t>
+              <w:t xml:space="preserve">붙임 6</w:t>
             </w:r>
           </w:p>
         </w:tc>
@@ -1822,7 +1822,7 @@
                 <w:sz w:val="16"/>
                 <w:szCs w:val="16"/>
               </w:rPr>
-              <w:t xml:space="preserve">붙임 6</w:t>
+              <w:t xml:space="preserve">붙임 7</w:t>
             </w:r>
           </w:p>
         </w:tc>
@@ -2028,7 +2028,7 @@
                 <w:sz w:val="16"/>
                 <w:szCs w:val="16"/>
               </w:rPr>
-              <w:t xml:space="preserve">붙임 7</w:t>
+              <w:t xml:space="preserve">붙임 8</w:t>
             </w:r>
           </w:p>
         </w:tc>
@@ -2234,7 +2234,7 @@
                 <w:sz w:val="16"/>
                 <w:szCs w:val="16"/>
               </w:rPr>
-              <w:t xml:space="preserve">붙임 8</w:t>
+              <w:t xml:space="preserve">붙임 9</w:t>
             </w:r>
           </w:p>
         </w:tc>
@@ -2440,7 +2440,7 @@
                 <w:sz w:val="16"/>
                 <w:szCs w:val="16"/>
               </w:rPr>
-              <w:t xml:space="preserve">붙임 9</w:t>
+              <w:t xml:space="preserve">붙임 10</w:t>
             </w:r>
           </w:p>
         </w:tc>
@@ -2646,7 +2646,7 @@
                 <w:sz w:val="16"/>
                 <w:szCs w:val="16"/>
               </w:rPr>
-              <w:t xml:space="preserve">붙임 10</w:t>
+              <w:t xml:space="preserve">붙임 11</w:t>
             </w:r>
           </w:p>
         </w:tc>
@@ -2852,7 +2852,7 @@
                 <w:sz w:val="16"/>
                 <w:szCs w:val="16"/>
               </w:rPr>
-              <w:t xml:space="preserve">붙임 11</w:t>
+              <w:t xml:space="preserve">붙임 12</w:t>
             </w:r>
           </w:p>
         </w:tc>
@@ -3058,7 +3058,7 @@
                 <w:sz w:val="16"/>
                 <w:szCs w:val="16"/>
               </w:rPr>
-              <w:t xml:space="preserve">붙임 12</w:t>
+              <w:t xml:space="preserve">붙임 13</w:t>
             </w:r>
           </w:p>
         </w:tc>
@@ -3264,7 +3264,7 @@
                 <w:sz w:val="16"/>
                 <w:szCs w:val="16"/>
               </w:rPr>
-              <w:t xml:space="preserve">붙임 13</w:t>
+              <w:t xml:space="preserve">붙임 14</w:t>
             </w:r>
           </w:p>
         </w:tc>
@@ -3470,7 +3470,7 @@
                 <w:sz w:val="16"/>
                 <w:szCs w:val="16"/>
               </w:rPr>
-              <w:t xml:space="preserve">붙임 14</w:t>
+              <w:t xml:space="preserve">붙임 15</w:t>
             </w:r>
           </w:p>
         </w:tc>
@@ -3676,7 +3676,7 @@
                 <w:sz w:val="16"/>
                 <w:szCs w:val="16"/>
               </w:rPr>
-              <w:t xml:space="preserve">붙임 15</w:t>
+              <w:t xml:space="preserve">붙임 16</w:t>
             </w:r>
           </w:p>
         </w:tc>
@@ -3882,7 +3882,7 @@
                 <w:sz w:val="16"/>
                 <w:szCs w:val="16"/>
               </w:rPr>
-              <w:t xml:space="preserve">붙임 16</w:t>
+              <w:t xml:space="preserve">붙임 17</w:t>
             </w:r>
           </w:p>
         </w:tc>
@@ -4088,7 +4088,7 @@
                 <w:sz w:val="16"/>
                 <w:szCs w:val="16"/>
               </w:rPr>
-              <w:t xml:space="preserve">붙임 17</w:t>
+              <w:t xml:space="preserve">붙임 18</w:t>
             </w:r>
           </w:p>
         </w:tc>
@@ -4294,7 +4294,7 @@
                 <w:sz w:val="16"/>
                 <w:szCs w:val="16"/>
               </w:rPr>
-              <w:t xml:space="preserve">붙임 18</w:t>
+              <w:t xml:space="preserve">붙임 19</w:t>
             </w:r>
           </w:p>
         </w:tc>
@@ -4500,7 +4500,7 @@
                 <w:sz w:val="16"/>
                 <w:szCs w:val="16"/>
               </w:rPr>
-              <w:t xml:space="preserve">붙임 19</w:t>
+              <w:t xml:space="preserve">붙임 20</w:t>
             </w:r>
           </w:p>
         </w:tc>
@@ -4706,7 +4706,7 @@
                 <w:sz w:val="16"/>
                 <w:szCs w:val="16"/>
               </w:rPr>
-              <w:t xml:space="preserve">붙임 20</w:t>
+              <w:t xml:space="preserve">붙임 21</w:t>
             </w:r>
           </w:p>
         </w:tc>
@@ -4912,7 +4912,7 @@
                 <w:sz w:val="16"/>
                 <w:szCs w:val="16"/>
               </w:rPr>
-              <w:t xml:space="preserve">붙임 21</w:t>
+              <w:t xml:space="preserve">붙임 22</w:t>
             </w:r>
           </w:p>
         </w:tc>
@@ -5118,7 +5118,7 @@
                 <w:sz w:val="16"/>
                 <w:szCs w:val="16"/>
               </w:rPr>
-              <w:t xml:space="preserve">붙임 22</w:t>
+              <w:t xml:space="preserve">붙임 23</w:t>
             </w:r>
           </w:p>
         </w:tc>
@@ -5324,7 +5324,7 @@
                 <w:sz w:val="16"/>
                 <w:szCs w:val="16"/>
               </w:rPr>
-              <w:t xml:space="preserve">붙임 23</w:t>
+              <w:t xml:space="preserve">붙임 24</w:t>
             </w:r>
           </w:p>
         </w:tc>
@@ -5530,7 +5530,7 @@
                 <w:sz w:val="16"/>
                 <w:szCs w:val="16"/>
               </w:rPr>
-              <w:t xml:space="preserve">붙임 24</w:t>
+              <w:t xml:space="preserve">붙임 25</w:t>
             </w:r>
           </w:p>
         </w:tc>
@@ -5736,7 +5736,7 @@
                 <w:sz w:val="16"/>
                 <w:szCs w:val="16"/>
               </w:rPr>
-              <w:t xml:space="preserve">붙임 25</w:t>
+              <w:t xml:space="preserve">붙임 26</w:t>
             </w:r>
           </w:p>
         </w:tc>
@@ -5942,7 +5942,7 @@
                 <w:sz w:val="16"/>
                 <w:szCs w:val="16"/>
               </w:rPr>
-              <w:t xml:space="preserve">붙임 26</w:t>
+              <w:t xml:space="preserve">붙임 27</w:t>
             </w:r>
           </w:p>
         </w:tc>
@@ -6148,7 +6148,7 @@
                 <w:sz w:val="16"/>
                 <w:szCs w:val="16"/>
               </w:rPr>
-              <w:t xml:space="preserve">붙임 27</w:t>
+              <w:t xml:space="preserve">붙임 28</w:t>
             </w:r>
           </w:p>
         </w:tc>
@@ -6354,7 +6354,7 @@
                 <w:sz w:val="16"/>
                 <w:szCs w:val="16"/>
               </w:rPr>
-              <w:t xml:space="preserve">붙임 28</w:t>
+              <w:t xml:space="preserve">붙임 29</w:t>
             </w:r>
           </w:p>
         </w:tc>
@@ -6560,7 +6560,7 @@
                 <w:sz w:val="16"/>
                 <w:szCs w:val="16"/>
               </w:rPr>
-              <w:t xml:space="preserve">붙임 29</w:t>
+              <w:t xml:space="preserve">붙임 30</w:t>
             </w:r>
           </w:p>
         </w:tc>
@@ -6766,7 +6766,7 @@
                 <w:sz w:val="16"/>
                 <w:szCs w:val="16"/>
               </w:rPr>
-              <w:t xml:space="preserve">붙임 30</w:t>
+              <w:t xml:space="preserve">붙임 31</w:t>
             </w:r>
           </w:p>
         </w:tc>
@@ -6972,7 +6972,7 @@
                 <w:sz w:val="16"/>
                 <w:szCs w:val="16"/>
               </w:rPr>
-              <w:t xml:space="preserve">붙임 31</w:t>
+              <w:t xml:space="preserve">붙임 32</w:t>
             </w:r>
           </w:p>
         </w:tc>
@@ -7178,7 +7178,7 @@
                 <w:sz w:val="16"/>
                 <w:szCs w:val="16"/>
               </w:rPr>
-              <w:t xml:space="preserve">붙임 32</w:t>
+              <w:t xml:space="preserve">붙임 33</w:t>
             </w:r>
           </w:p>
         </w:tc>
@@ -7384,7 +7384,7 @@
                 <w:sz w:val="16"/>
                 <w:szCs w:val="16"/>
               </w:rPr>
-              <w:t xml:space="preserve">붙임 33</w:t>
+              <w:t xml:space="preserve">붙임 34</w:t>
             </w:r>
           </w:p>
         </w:tc>
@@ -7590,7 +7590,7 @@
                 <w:sz w:val="16"/>
                 <w:szCs w:val="16"/>
               </w:rPr>
-              <w:t xml:space="preserve">붙임 34</w:t>
+              <w:t xml:space="preserve">붙임 35</w:t>
             </w:r>
           </w:p>
         </w:tc>
@@ -7796,7 +7796,7 @@
                 <w:sz w:val="16"/>
                 <w:szCs w:val="16"/>
               </w:rPr>
-              <w:t xml:space="preserve">붙임 35</w:t>
+              <w:t xml:space="preserve">붙임 36</w:t>
             </w:r>
           </w:p>
         </w:tc>

--- a/컨설팅대장.docx
+++ b/컨설팅대장.docx
@@ -114,7 +114,7 @@
           <w:sz w:val="20"/>
           <w:szCs w:val="20"/>
         </w:rPr>
-        <w:t xml:space="preserve">36건 · 63개소</w:t>
+        <w:t xml:space="preserve">35건 · 62개소</w:t>
       </w:r>
     </w:p>
     <w:p>
@@ -3780,7 +3780,7 @@
                 <w:sz w:val="16"/>
                 <w:szCs w:val="16"/>
               </w:rPr>
-              <w:t xml:space="preserve">기술이전 업체 컨설팅 결과 보고</w:t>
+              <w:t xml:space="preserve">생체정보 수집 센서 기술이전 업체 컨설팅(위치·행동/반추위 모니터링 장치)</w:t>
             </w:r>
           </w:p>
         </w:tc>
@@ -3986,7 +3986,7 @@
                 <w:sz w:val="16"/>
                 <w:szCs w:val="16"/>
               </w:rPr>
-              <w:t xml:space="preserve">젖소 사육 농가 현장기술지원 결과 보고</w:t>
+              <w:t xml:space="preserve">생체정보 수집 센서(캡슐형) 활용 농가 현장기술지원</w:t>
             </w:r>
           </w:p>
         </w:tc>
@@ -4192,7 +4192,7 @@
                 <w:sz w:val="16"/>
                 <w:szCs w:val="16"/>
               </w:rPr>
-              <w:t xml:space="preserve">젖소 사육 농가 현장기술지원 결과 보고</w:t>
+              <w:t xml:space="preserve">반추위 삽입형 센서 투입·활용 방법 현장기술지원</w:t>
             </w:r>
           </w:p>
         </w:tc>
@@ -4398,7 +4398,7 @@
                 <w:sz w:val="16"/>
                 <w:szCs w:val="16"/>
               </w:rPr>
-              <w:t xml:space="preserve">낙농 스마트팜 기술이전 업체 기술 지원 결과 보고</w:t>
+              <w:t xml:space="preserve">생체정보 수집 센서 기술이전 업체 기술지원(반추위·행동 모니터링)</w:t>
             </w:r>
           </w:p>
         </w:tc>
@@ -4604,7 +4604,7 @@
                 <w:sz w:val="16"/>
                 <w:szCs w:val="16"/>
               </w:rPr>
-              <w:t xml:space="preserve">젖소 사육 농가 현장 기술 지원 결과 보고</w:t>
+              <w:t xml:space="preserve">생체정보 수집 센서 활용 농가 현장기술지원(반추위 센서·발정탐지)</w:t>
             </w:r>
           </w:p>
         </w:tc>
@@ -4810,7 +4810,7 @@
                 <w:sz w:val="16"/>
                 <w:szCs w:val="16"/>
               </w:rPr>
-              <w:t xml:space="preserve">젖소 사육 농가 현장 기술 지원 결과 보고</w:t>
+              <w:t xml:space="preserve">생체정보 수집 센서 활용 농가 현장기술지원(반추위 센서 체온 모니터링)</w:t>
             </w:r>
           </w:p>
         </w:tc>
@@ -5016,7 +5016,7 @@
                 <w:sz w:val="16"/>
                 <w:szCs w:val="16"/>
               </w:rPr>
-              <w:t xml:space="preserve">낙농 스마트팜 기술이전 업체 기술 지원 결과 보고</w:t>
+              <w:t xml:space="preserve">생체정보 수집 센서 기술이전 업체 기술지원(목걸이형 위치·행동 모니터링)</w:t>
             </w:r>
           </w:p>
         </w:tc>
@@ -5222,7 +5222,7 @@
                 <w:sz w:val="16"/>
                 <w:szCs w:val="16"/>
               </w:rPr>
-              <w:t xml:space="preserve">축산 스마트팜 현장 기술 지원 결과 보고</w:t>
+              <w:t xml:space="preserve">생체정보 수집 센서(위 삽입형) 활용 현장기술지원</w:t>
             </w:r>
           </w:p>
         </w:tc>
@@ -5428,7 +5428,7 @@
                 <w:sz w:val="16"/>
                 <w:szCs w:val="16"/>
               </w:rPr>
-              <w:t xml:space="preserve">낙농 스마트팜 기술 이전 업체 기술 지원 결과 보고</w:t>
+              <w:t xml:space="preserve">생체정보 수집 센서 기술이전 업체 기술지원(위 체류형 센서)</w:t>
             </w:r>
           </w:p>
         </w:tc>
@@ -5462,7 +5462,7 @@
                 <w:sz w:val="16"/>
                 <w:szCs w:val="16"/>
               </w:rPr>
-              <w:t xml:space="preserve">낙농 스마트팜 기술이전 업체</w:t>
+              <w:t xml:space="preserve">웰케어스㈜(온라인 지원)</w:t>
             </w:r>
           </w:p>
         </w:tc>
@@ -7598,212 +7598,6 @@
       <w:tr>
         <w:tc>
           <w:tcPr>
-            <w:tcW w:type="dxa" w:w="620"/>
-            <w:tcBorders>
-              <w:top w:val="single" w:color="000000" w:sz="6"/>
-              <w:left w:val="single" w:color="000000" w:sz="6"/>
-              <w:bottom w:val="single" w:color="000000" w:sz="6"/>
-              <w:right w:val="single" w:color="000000" w:sz="6"/>
-            </w:tcBorders>
-            <w:tcMar>
-              <w:top w:type="dxa" w:w="28"/>
-              <w:left w:type="dxa" w:w="50"/>
-              <w:bottom w:type="dxa" w:w="28"/>
-              <w:right w:type="dxa" w:w="50"/>
-            </w:tcMar>
-            <w:vAlign w:val="center"/>
-          </w:tcPr>
-          <w:p>
-            <w:pPr>
-              <w:jc w:val="center"/>
-            </w:pPr>
-            <w:r>
-              <w:rPr>
-                <w:rFonts w:ascii="Malgun Gothic" w:cs="Malgun Gothic" w:eastAsia="Malgun Gothic" w:hAnsi="Malgun Gothic"/>
-                <w:b w:val="false"/>
-                <w:bCs w:val="false"/>
-                <w:color w:val="000000"/>
-                <w:sz w:val="16"/>
-                <w:szCs w:val="16"/>
-              </w:rPr>
-              <w:t xml:space="preserve">36</w:t>
-            </w:r>
-          </w:p>
-        </w:tc>
-        <w:tc>
-          <w:tcPr>
-            <w:tcW w:type="dxa" w:w="1180"/>
-            <w:tcBorders>
-              <w:top w:val="single" w:color="000000" w:sz="6"/>
-              <w:left w:val="single" w:color="000000" w:sz="6"/>
-              <w:bottom w:val="single" w:color="000000" w:sz="6"/>
-              <w:right w:val="single" w:color="000000" w:sz="6"/>
-            </w:tcBorders>
-            <w:tcMar>
-              <w:top w:type="dxa" w:w="28"/>
-              <w:left w:type="dxa" w:w="50"/>
-              <w:bottom w:type="dxa" w:w="28"/>
-              <w:right w:type="dxa" w:w="50"/>
-            </w:tcMar>
-            <w:vAlign w:val="center"/>
-          </w:tcPr>
-          <w:p>
-            <w:pPr>
-              <w:jc w:val="center"/>
-            </w:pPr>
-            <w:r>
-              <w:rPr>
-                <w:rFonts w:ascii="Malgun Gothic" w:cs="Malgun Gothic" w:eastAsia="Malgun Gothic" w:hAnsi="Malgun Gothic"/>
-                <w:b w:val="false"/>
-                <w:bCs w:val="false"/>
-                <w:color w:val="000000"/>
-                <w:sz w:val="16"/>
-                <w:szCs w:val="16"/>
-              </w:rPr>
-              <w:t xml:space="preserve">2026-07-14</w:t>
-            </w:r>
-          </w:p>
-        </w:tc>
-        <w:tc>
-          <w:tcPr>
-            <w:tcW w:type="dxa" w:w="3260"/>
-            <w:tcBorders>
-              <w:top w:val="single" w:color="000000" w:sz="6"/>
-              <w:left w:val="single" w:color="000000" w:sz="6"/>
-              <w:bottom w:val="single" w:color="000000" w:sz="6"/>
-              <w:right w:val="single" w:color="000000" w:sz="6"/>
-            </w:tcBorders>
-            <w:tcMar>
-              <w:top w:type="dxa" w:w="28"/>
-              <w:left w:type="dxa" w:w="50"/>
-              <w:bottom w:type="dxa" w:w="28"/>
-              <w:right w:type="dxa" w:w="50"/>
-            </w:tcMar>
-            <w:vAlign w:val="center"/>
-          </w:tcPr>
-          <w:p>
-            <w:pPr>
-              <w:jc w:val="left"/>
-            </w:pPr>
-            <w:r>
-              <w:rPr>
-                <w:rFonts w:ascii="Malgun Gothic" w:cs="Malgun Gothic" w:eastAsia="Malgun Gothic" w:hAnsi="Malgun Gothic"/>
-                <w:b w:val="false"/>
-                <w:bCs w:val="false"/>
-                <w:color w:val="000000"/>
-                <w:sz w:val="16"/>
-                <w:szCs w:val="16"/>
-              </w:rPr>
-              <w:t xml:space="preserve">농업과학기술 분야 AI 접목 컨설팅 결과 제출</w:t>
-            </w:r>
-          </w:p>
-        </w:tc>
-        <w:tc>
-          <w:tcPr>
-            <w:tcW w:type="dxa" w:w="3160"/>
-            <w:tcBorders>
-              <w:top w:val="single" w:color="000000" w:sz="6"/>
-              <w:left w:val="single" w:color="000000" w:sz="6"/>
-              <w:bottom w:val="single" w:color="000000" w:sz="6"/>
-              <w:right w:val="single" w:color="000000" w:sz="6"/>
-            </w:tcBorders>
-            <w:tcMar>
-              <w:top w:type="dxa" w:w="28"/>
-              <w:left w:type="dxa" w:w="50"/>
-              <w:bottom w:type="dxa" w:w="28"/>
-              <w:right w:type="dxa" w:w="50"/>
-            </w:tcMar>
-            <w:vAlign w:val="center"/>
-          </w:tcPr>
-          <w:p>
-            <w:pPr>
-              <w:jc w:val="left"/>
-            </w:pPr>
-            <w:r>
-              <w:rPr>
-                <w:rFonts w:ascii="Malgun Gothic" w:cs="Malgun Gothic" w:eastAsia="Malgun Gothic" w:hAnsi="Malgun Gothic"/>
-                <w:b w:val="false"/>
-                <w:bCs w:val="false"/>
-                <w:color w:val="000000"/>
-                <w:sz w:val="16"/>
-                <w:szCs w:val="16"/>
-              </w:rPr>
-              <w:t xml:space="preserve">AI 접목 컨설팅(원내)</w:t>
-            </w:r>
-          </w:p>
-        </w:tc>
-        <w:tc>
-          <w:tcPr>
-            <w:tcW w:type="dxa" w:w="700"/>
-            <w:tcBorders>
-              <w:top w:val="single" w:color="000000" w:sz="6"/>
-              <w:left w:val="single" w:color="000000" w:sz="6"/>
-              <w:bottom w:val="single" w:color="000000" w:sz="6"/>
-              <w:right w:val="single" w:color="000000" w:sz="6"/>
-            </w:tcBorders>
-            <w:tcMar>
-              <w:top w:type="dxa" w:w="28"/>
-              <w:left w:type="dxa" w:w="50"/>
-              <w:bottom w:type="dxa" w:w="28"/>
-              <w:right w:type="dxa" w:w="50"/>
-            </w:tcMar>
-            <w:vAlign w:val="center"/>
-          </w:tcPr>
-          <w:p>
-            <w:pPr>
-              <w:jc w:val="center"/>
-            </w:pPr>
-            <w:r>
-              <w:rPr>
-                <w:rFonts w:ascii="Malgun Gothic" w:cs="Malgun Gothic" w:eastAsia="Malgun Gothic" w:hAnsi="Malgun Gothic"/>
-                <w:b w:val="false"/>
-                <w:bCs w:val="false"/>
-                <w:color w:val="000000"/>
-                <w:sz w:val="16"/>
-                <w:szCs w:val="16"/>
-              </w:rPr>
-              <w:t xml:space="preserve">1</w:t>
-            </w:r>
-          </w:p>
-        </w:tc>
-        <w:tc>
-          <w:tcPr>
-            <w:tcW w:type="dxa" w:w="1100"/>
-            <w:tcBorders>
-              <w:top w:val="single" w:color="000000" w:sz="6"/>
-              <w:left w:val="single" w:color="000000" w:sz="6"/>
-              <w:bottom w:val="single" w:color="000000" w:sz="6"/>
-              <w:right w:val="single" w:color="000000" w:sz="6"/>
-            </w:tcBorders>
-            <w:tcMar>
-              <w:top w:type="dxa" w:w="28"/>
-              <w:left w:type="dxa" w:w="50"/>
-              <w:bottom w:type="dxa" w:w="28"/>
-              <w:right w:type="dxa" w:w="50"/>
-            </w:tcMar>
-            <w:vAlign w:val="center"/>
-          </w:tcPr>
-          <w:p>
-            <w:pPr>
-              <w:jc w:val="center"/>
-            </w:pPr>
-            <w:r>
-              <w:rPr>
-                <w:rFonts w:ascii="Malgun Gothic" w:cs="Malgun Gothic" w:eastAsia="Malgun Gothic" w:hAnsi="Malgun Gothic"/>
-                <w:b w:val="false"/>
-                <w:bCs w:val="false"/>
-                <w:color w:val="000000"/>
-                <w:sz w:val="16"/>
-                <w:szCs w:val="16"/>
-              </w:rPr>
-              <w:t xml:space="preserve">붙임 36</w:t>
-            </w:r>
-          </w:p>
-        </w:tc>
-      </w:tr>
-      <w:tr>
-        <w:tc>
-          <w:tcPr>
             <w:gridSpan w:val="4"/>
             <w:tcBorders>
               <w:top w:val="single" w:color="000000" w:sz="6"/>
@@ -7868,7 +7662,7 @@
                 <w:sz w:val="16"/>
                 <w:szCs w:val="16"/>
               </w:rPr>
-              <w:t xml:space="preserve">63</w:t>
+              <w:t xml:space="preserve">62</w:t>
             </w:r>
           </w:p>
         </w:tc>

--- a/컨설팅대장.docx
+++ b/컨설팅대장.docx
@@ -7716,7 +7716,23 @@
           <w:sz w:val="15"/>
           <w:szCs w:val="15"/>
         </w:rPr>
-        <w:t xml:space="preserve">＊‘개소’ = 해당 건에서 지원·교육한 농가(목장) 수.  ＊‘붙임’ 번호는 첨부된 결과보고 문서(결재본) 순서.  ＊별첨*: 결재본이 한글(HWP) 파일로 별도 편철.</w:t>
+        <w:t xml:space="preserve">＊‘개소’ = 해당 건에서 지원·교육한 농가(목장)·업체 수.  ＊‘붙임’ 번호는 첨부된 결과보고 문서(결재본) 순서.</w:t>
+      </w:r>
+    </w:p>
+    <w:p>
+      <w:pPr>
+        <w:spacing w:before="60"/>
+      </w:pPr>
+      <w:r>
+        <w:rPr>
+          <w:rFonts w:ascii="Malgun Gothic" w:cs="Malgun Gothic" w:eastAsia="Malgun Gothic" w:hAnsi="Malgun Gothic"/>
+          <w:b w:val="false"/>
+          <w:bCs w:val="false"/>
+          <w:color w:val="000000"/>
+          <w:sz w:val="15"/>
+          <w:szCs w:val="15"/>
+        </w:rPr>
+        <w:t xml:space="preserve">＊연번 5(붙임 5)는 원 결재문서의 제목이 「젖소 농가 현장기술지원 결과 보고(성은목장, 150515)」로 오기되었으나, 본문(방문목장·일시)은 고향목장·방채정목장(2015. 5. 20.) 방문 건임.</w:t>
       </w:r>
     </w:p>
     <w:sectPr>
